--- a/frontend/public/DAR_Template_Final.docx
+++ b/frontend/public/DAR_Template_Final.docx
@@ -271,15 +271,37 @@
                 <w:rFonts w:ascii="Cambria" w:eastAsia="Cambria" w:hAnsi="Cambria" w:cs="Cambria"/>
                 <w:sz w:val="24"/>
                 <w:szCs w:val="24"/>
-              </w:rPr>
-            </w:pPr>
-            <w:r>
-              <w:rPr>
-                <w:rFonts w:ascii="Cambria" w:eastAsia="Cambria" w:hAnsi="Cambria" w:cs="Cambria"/>
-                <w:sz w:val="24"/>
-                <w:szCs w:val="24"/>
-              </w:rPr>
-              <w:t>____________________</w:t>
+                <w:u w:val="single"/>
+              </w:rPr>
+            </w:pPr>
+            <w:r>
+              <w:rPr>
+                <w:rFonts w:ascii="Cambria" w:eastAsia="Cambria" w:hAnsi="Cambria" w:cs="Cambria"/>
+                <w:sz w:val="24"/>
+                <w:szCs w:val="24"/>
+                <w:u w:val="single"/>
+              </w:rPr>
+              <w:t>{</w:t>
+            </w:r>
+            <w:proofErr w:type="spellStart"/>
+            <w:r>
+              <w:rPr>
+                <w:rFonts w:ascii="Cambria" w:eastAsia="Cambria" w:hAnsi="Cambria" w:cs="Cambria"/>
+                <w:sz w:val="24"/>
+                <w:szCs w:val="24"/>
+                <w:u w:val="single"/>
+              </w:rPr>
+              <w:t>current_datetime</w:t>
+            </w:r>
+            <w:proofErr w:type="spellEnd"/>
+            <w:r>
+              <w:rPr>
+                <w:rFonts w:ascii="Cambria" w:eastAsia="Cambria" w:hAnsi="Cambria" w:cs="Cambria"/>
+                <w:sz w:val="24"/>
+                <w:szCs w:val="24"/>
+                <w:u w:val="single"/>
+              </w:rPr>
+              <w:t>}</w:t>
             </w:r>
           </w:p>
         </w:tc>
@@ -869,9 +891,9 @@
         <w:tblLook w:val="04A0" w:firstRow="1" w:lastRow="0" w:firstColumn="1" w:lastColumn="0" w:noHBand="0" w:noVBand="1"/>
       </w:tblPr>
       <w:tblGrid>
-        <w:gridCol w:w="864"/>
-        <w:gridCol w:w="864"/>
-        <w:gridCol w:w="864"/>
+        <w:gridCol w:w="1029"/>
+        <w:gridCol w:w="1029"/>
+        <w:gridCol w:w="1029"/>
         <w:gridCol w:w="864"/>
         <w:gridCol w:w="576"/>
         <w:gridCol w:w="864"/>
@@ -893,16 +915,16 @@
               <w:rPr>
                 <w:rFonts w:ascii="Cambria" w:eastAsia="Cambria" w:hAnsi="Cambria" w:cs="Cambria"/>
                 <w:bCs/>
-                <w:sz w:val="18"/>
-                <w:szCs w:val="18"/>
-              </w:rPr>
-            </w:pPr>
-            <w:r>
-              <w:rPr>
-                <w:rFonts w:ascii="Cambria" w:eastAsia="Cambria" w:hAnsi="Cambria" w:cs="Cambria"/>
-                <w:bCs/>
-                <w:sz w:val="18"/>
-                <w:szCs w:val="18"/>
+                <w:sz w:val="20"/>
+                <w:szCs w:val="20"/>
+              </w:rPr>
+            </w:pPr>
+            <w:r>
+              <w:rPr>
+                <w:rFonts w:ascii="Cambria" w:eastAsia="Cambria" w:hAnsi="Cambria" w:cs="Cambria"/>
+                <w:bCs/>
+                <w:sz w:val="20"/>
+                <w:szCs w:val="20"/>
               </w:rPr>
               <w:t>33</w:t>
             </w:r>
@@ -912,16 +934,18 @@
               <w:rPr>
                 <w:rFonts w:ascii="Cambria" w:eastAsia="Cambria" w:hAnsi="Cambria" w:cs="Cambria"/>
                 <w:bCs/>
-              </w:rPr>
-            </w:pPr>
-          </w:p>
-          <w:p>
-            <w:pPr>
-              <w:rPr>
-                <w:rFonts w:ascii="Cambria" w:eastAsia="Cambria" w:hAnsi="Cambria" w:cs="Cambria"/>
-                <w:bCs/>
-                <w:sz w:val="18"/>
-                <w:szCs w:val="18"/>
+                <w:sz w:val="20"/>
+                <w:szCs w:val="20"/>
+              </w:rPr>
+            </w:pPr>
+          </w:p>
+          <w:p>
+            <w:pPr>
+              <w:rPr>
+                <w:rFonts w:ascii="Cambria" w:eastAsia="Cambria" w:hAnsi="Cambria" w:cs="Cambria"/>
+                <w:bCs/>
+                <w:sz w:val="20"/>
+                <w:szCs w:val="20"/>
               </w:rPr>
             </w:pPr>
           </w:p>
@@ -935,16 +959,16 @@
               <w:rPr>
                 <w:rFonts w:ascii="Cambria" w:eastAsia="Cambria" w:hAnsi="Cambria" w:cs="Cambria"/>
                 <w:bCs/>
-                <w:sz w:val="18"/>
-                <w:szCs w:val="18"/>
-              </w:rPr>
-            </w:pPr>
-            <w:r>
-              <w:rPr>
-                <w:rFonts w:ascii="Cambria" w:eastAsia="Cambria" w:hAnsi="Cambria" w:cs="Cambria"/>
-                <w:bCs/>
-                <w:sz w:val="18"/>
-                <w:szCs w:val="18"/>
+                <w:sz w:val="20"/>
+                <w:szCs w:val="20"/>
+              </w:rPr>
+            </w:pPr>
+            <w:r>
+              <w:rPr>
+                <w:rFonts w:ascii="Cambria" w:eastAsia="Cambria" w:hAnsi="Cambria" w:cs="Cambria"/>
+                <w:bCs/>
+                <w:sz w:val="20"/>
+                <w:szCs w:val="20"/>
               </w:rPr>
               <w:t>34</w:t>
             </w:r>
@@ -954,18 +978,18 @@
               <w:rPr>
                 <w:rFonts w:ascii="Cambria" w:eastAsia="Cambria" w:hAnsi="Cambria" w:cs="Cambria"/>
                 <w:bCs/>
-                <w:sz w:val="8"/>
-                <w:szCs w:val="18"/>
-              </w:rPr>
-            </w:pPr>
-          </w:p>
-          <w:p>
-            <w:pPr>
-              <w:rPr>
-                <w:rFonts w:ascii="Cambria" w:eastAsia="Cambria" w:hAnsi="Cambria" w:cs="Cambria"/>
-                <w:bCs/>
-                <w:sz w:val="18"/>
-                <w:szCs w:val="18"/>
+                <w:sz w:val="20"/>
+                <w:szCs w:val="20"/>
+              </w:rPr>
+            </w:pPr>
+          </w:p>
+          <w:p>
+            <w:pPr>
+              <w:rPr>
+                <w:rFonts w:ascii="Cambria" w:eastAsia="Cambria" w:hAnsi="Cambria" w:cs="Cambria"/>
+                <w:bCs/>
+                <w:sz w:val="20"/>
+                <w:szCs w:val="20"/>
               </w:rPr>
             </w:pPr>
           </w:p>
@@ -979,16 +1003,16 @@
               <w:rPr>
                 <w:rFonts w:ascii="Cambria" w:eastAsia="Cambria" w:hAnsi="Cambria" w:cs="Cambria"/>
                 <w:bCs/>
-                <w:sz w:val="18"/>
-                <w:szCs w:val="18"/>
-              </w:rPr>
-            </w:pPr>
-            <w:r>
-              <w:rPr>
-                <w:rFonts w:ascii="Cambria" w:eastAsia="Cambria" w:hAnsi="Cambria" w:cs="Cambria"/>
-                <w:bCs/>
-                <w:sz w:val="18"/>
-                <w:szCs w:val="18"/>
+                <w:sz w:val="20"/>
+                <w:szCs w:val="20"/>
+              </w:rPr>
+            </w:pPr>
+            <w:r>
+              <w:rPr>
+                <w:rFonts w:ascii="Cambria" w:eastAsia="Cambria" w:hAnsi="Cambria" w:cs="Cambria"/>
+                <w:bCs/>
+                <w:sz w:val="20"/>
+                <w:szCs w:val="20"/>
               </w:rPr>
               <w:t>35</w:t>
             </w:r>
@@ -998,18 +1022,18 @@
               <w:rPr>
                 <w:rFonts w:ascii="Cambria" w:eastAsia="Cambria" w:hAnsi="Cambria" w:cs="Cambria"/>
                 <w:bCs/>
-                <w:sz w:val="8"/>
-                <w:szCs w:val="18"/>
-              </w:rPr>
-            </w:pPr>
-          </w:p>
-          <w:p>
-            <w:pPr>
-              <w:rPr>
-                <w:rFonts w:ascii="Cambria" w:eastAsia="Cambria" w:hAnsi="Cambria" w:cs="Cambria"/>
-                <w:bCs/>
-                <w:sz w:val="18"/>
-                <w:szCs w:val="18"/>
+                <w:sz w:val="20"/>
+                <w:szCs w:val="20"/>
+              </w:rPr>
+            </w:pPr>
+          </w:p>
+          <w:p>
+            <w:pPr>
+              <w:rPr>
+                <w:rFonts w:ascii="Cambria" w:eastAsia="Cambria" w:hAnsi="Cambria" w:cs="Cambria"/>
+                <w:bCs/>
+                <w:sz w:val="20"/>
+                <w:szCs w:val="20"/>
               </w:rPr>
             </w:pPr>
           </w:p>
@@ -1023,16 +1047,16 @@
               <w:rPr>
                 <w:rFonts w:ascii="Cambria" w:eastAsia="Cambria" w:hAnsi="Cambria" w:cs="Cambria"/>
                 <w:bCs/>
-                <w:sz w:val="18"/>
-                <w:szCs w:val="18"/>
-              </w:rPr>
-            </w:pPr>
-            <w:r>
-              <w:rPr>
-                <w:rFonts w:ascii="Cambria" w:eastAsia="Cambria" w:hAnsi="Cambria" w:cs="Cambria"/>
-                <w:bCs/>
-                <w:sz w:val="18"/>
-                <w:szCs w:val="18"/>
+                <w:sz w:val="20"/>
+                <w:szCs w:val="20"/>
+              </w:rPr>
+            </w:pPr>
+            <w:r>
+              <w:rPr>
+                <w:rFonts w:ascii="Cambria" w:eastAsia="Cambria" w:hAnsi="Cambria" w:cs="Cambria"/>
+                <w:bCs/>
+                <w:sz w:val="20"/>
+                <w:szCs w:val="20"/>
               </w:rPr>
               <w:t>36</w:t>
             </w:r>
@@ -1042,18 +1066,18 @@
               <w:rPr>
                 <w:rFonts w:ascii="Cambria" w:eastAsia="Cambria" w:hAnsi="Cambria" w:cs="Cambria"/>
                 <w:bCs/>
-                <w:sz w:val="8"/>
-                <w:szCs w:val="18"/>
-              </w:rPr>
-            </w:pPr>
-          </w:p>
-          <w:p>
-            <w:pPr>
-              <w:rPr>
-                <w:rFonts w:ascii="Cambria" w:eastAsia="Cambria" w:hAnsi="Cambria" w:cs="Cambria"/>
-                <w:bCs/>
-                <w:sz w:val="18"/>
-                <w:szCs w:val="18"/>
+                <w:sz w:val="20"/>
+                <w:szCs w:val="20"/>
+              </w:rPr>
+            </w:pPr>
+          </w:p>
+          <w:p>
+            <w:pPr>
+              <w:rPr>
+                <w:rFonts w:ascii="Cambria" w:eastAsia="Cambria" w:hAnsi="Cambria" w:cs="Cambria"/>
+                <w:bCs/>
+                <w:sz w:val="20"/>
+                <w:szCs w:val="20"/>
               </w:rPr>
             </w:pPr>
           </w:p>
@@ -1071,8 +1095,8 @@
               <w:rPr>
                 <w:rFonts w:ascii="Cambria" w:eastAsia="Cambria" w:hAnsi="Cambria" w:cs="Cambria"/>
                 <w:bCs/>
-                <w:sz w:val="18"/>
-                <w:szCs w:val="18"/>
+                <w:sz w:val="20"/>
+                <w:szCs w:val="20"/>
               </w:rPr>
             </w:pPr>
           </w:p>
@@ -1086,16 +1110,16 @@
               <w:rPr>
                 <w:rFonts w:ascii="Cambria" w:eastAsia="Cambria" w:hAnsi="Cambria" w:cs="Cambria"/>
                 <w:bCs/>
-                <w:sz w:val="18"/>
-                <w:szCs w:val="18"/>
-              </w:rPr>
-            </w:pPr>
-            <w:r>
-              <w:rPr>
-                <w:rFonts w:ascii="Cambria" w:eastAsia="Cambria" w:hAnsi="Cambria" w:cs="Cambria"/>
-                <w:bCs/>
-                <w:sz w:val="18"/>
-                <w:szCs w:val="18"/>
+                <w:sz w:val="20"/>
+                <w:szCs w:val="20"/>
+              </w:rPr>
+            </w:pPr>
+            <w:r>
+              <w:rPr>
+                <w:rFonts w:ascii="Cambria" w:eastAsia="Cambria" w:hAnsi="Cambria" w:cs="Cambria"/>
+                <w:bCs/>
+                <w:sz w:val="20"/>
+                <w:szCs w:val="20"/>
               </w:rPr>
               <w:t>37</w:t>
             </w:r>
@@ -1105,18 +1129,18 @@
               <w:rPr>
                 <w:rFonts w:ascii="Cambria" w:eastAsia="Cambria" w:hAnsi="Cambria" w:cs="Cambria"/>
                 <w:bCs/>
-                <w:sz w:val="8"/>
-                <w:szCs w:val="18"/>
-              </w:rPr>
-            </w:pPr>
-          </w:p>
-          <w:p>
-            <w:pPr>
-              <w:rPr>
-                <w:rFonts w:ascii="Cambria" w:eastAsia="Cambria" w:hAnsi="Cambria" w:cs="Cambria"/>
-                <w:bCs/>
-                <w:sz w:val="18"/>
-                <w:szCs w:val="18"/>
+                <w:sz w:val="20"/>
+                <w:szCs w:val="20"/>
+              </w:rPr>
+            </w:pPr>
+          </w:p>
+          <w:p>
+            <w:pPr>
+              <w:rPr>
+                <w:rFonts w:ascii="Cambria" w:eastAsia="Cambria" w:hAnsi="Cambria" w:cs="Cambria"/>
+                <w:bCs/>
+                <w:sz w:val="20"/>
+                <w:szCs w:val="20"/>
               </w:rPr>
             </w:pPr>
           </w:p>
@@ -1130,16 +1154,16 @@
               <w:rPr>
                 <w:rFonts w:ascii="Cambria" w:eastAsia="Cambria" w:hAnsi="Cambria" w:cs="Cambria"/>
                 <w:bCs/>
-                <w:sz w:val="18"/>
-                <w:szCs w:val="18"/>
-              </w:rPr>
-            </w:pPr>
-            <w:r>
-              <w:rPr>
-                <w:rFonts w:ascii="Cambria" w:eastAsia="Cambria" w:hAnsi="Cambria" w:cs="Cambria"/>
-                <w:bCs/>
-                <w:sz w:val="18"/>
-                <w:szCs w:val="18"/>
+                <w:sz w:val="20"/>
+                <w:szCs w:val="20"/>
+              </w:rPr>
+            </w:pPr>
+            <w:r>
+              <w:rPr>
+                <w:rFonts w:ascii="Cambria" w:eastAsia="Cambria" w:hAnsi="Cambria" w:cs="Cambria"/>
+                <w:bCs/>
+                <w:sz w:val="20"/>
+                <w:szCs w:val="20"/>
               </w:rPr>
               <w:t>38</w:t>
             </w:r>
@@ -1149,18 +1173,18 @@
               <w:rPr>
                 <w:rFonts w:ascii="Cambria" w:eastAsia="Cambria" w:hAnsi="Cambria" w:cs="Cambria"/>
                 <w:bCs/>
-                <w:sz w:val="8"/>
-                <w:szCs w:val="18"/>
-              </w:rPr>
-            </w:pPr>
-          </w:p>
-          <w:p>
-            <w:pPr>
-              <w:rPr>
-                <w:rFonts w:ascii="Cambria" w:eastAsia="Cambria" w:hAnsi="Cambria" w:cs="Cambria"/>
-                <w:bCs/>
-                <w:sz w:val="18"/>
-                <w:szCs w:val="18"/>
+                <w:sz w:val="20"/>
+                <w:szCs w:val="20"/>
+              </w:rPr>
+            </w:pPr>
+          </w:p>
+          <w:p>
+            <w:pPr>
+              <w:rPr>
+                <w:rFonts w:ascii="Cambria" w:eastAsia="Cambria" w:hAnsi="Cambria" w:cs="Cambria"/>
+                <w:bCs/>
+                <w:sz w:val="20"/>
+                <w:szCs w:val="20"/>
               </w:rPr>
             </w:pPr>
           </w:p>
@@ -1174,16 +1198,16 @@
               <w:rPr>
                 <w:rFonts w:ascii="Cambria" w:eastAsia="Cambria" w:hAnsi="Cambria" w:cs="Cambria"/>
                 <w:bCs/>
-                <w:sz w:val="18"/>
-                <w:szCs w:val="18"/>
-              </w:rPr>
-            </w:pPr>
-            <w:r>
-              <w:rPr>
-                <w:rFonts w:ascii="Cambria" w:eastAsia="Cambria" w:hAnsi="Cambria" w:cs="Cambria"/>
-                <w:bCs/>
-                <w:sz w:val="18"/>
-                <w:szCs w:val="18"/>
+                <w:sz w:val="20"/>
+                <w:szCs w:val="20"/>
+              </w:rPr>
+            </w:pPr>
+            <w:r>
+              <w:rPr>
+                <w:rFonts w:ascii="Cambria" w:eastAsia="Cambria" w:hAnsi="Cambria" w:cs="Cambria"/>
+                <w:bCs/>
+                <w:sz w:val="20"/>
+                <w:szCs w:val="20"/>
               </w:rPr>
               <w:t>39</w:t>
             </w:r>
@@ -1193,18 +1217,18 @@
               <w:rPr>
                 <w:rFonts w:ascii="Cambria" w:eastAsia="Cambria" w:hAnsi="Cambria" w:cs="Cambria"/>
                 <w:bCs/>
-                <w:sz w:val="8"/>
-                <w:szCs w:val="18"/>
-              </w:rPr>
-            </w:pPr>
-          </w:p>
-          <w:p>
-            <w:pPr>
-              <w:rPr>
-                <w:rFonts w:ascii="Cambria" w:eastAsia="Cambria" w:hAnsi="Cambria" w:cs="Cambria"/>
-                <w:bCs/>
-                <w:sz w:val="18"/>
-                <w:szCs w:val="18"/>
+                <w:sz w:val="20"/>
+                <w:szCs w:val="20"/>
+              </w:rPr>
+            </w:pPr>
+          </w:p>
+          <w:p>
+            <w:pPr>
+              <w:rPr>
+                <w:rFonts w:ascii="Cambria" w:eastAsia="Cambria" w:hAnsi="Cambria" w:cs="Cambria"/>
+                <w:bCs/>
+                <w:sz w:val="20"/>
+                <w:szCs w:val="20"/>
               </w:rPr>
             </w:pPr>
           </w:p>
@@ -1218,16 +1242,16 @@
               <w:rPr>
                 <w:rFonts w:ascii="Cambria" w:eastAsia="Cambria" w:hAnsi="Cambria" w:cs="Cambria"/>
                 <w:bCs/>
-                <w:sz w:val="18"/>
-                <w:szCs w:val="18"/>
-              </w:rPr>
-            </w:pPr>
-            <w:r>
-              <w:rPr>
-                <w:rFonts w:ascii="Cambria" w:eastAsia="Cambria" w:hAnsi="Cambria" w:cs="Cambria"/>
-                <w:bCs/>
-                <w:sz w:val="18"/>
-                <w:szCs w:val="18"/>
+                <w:sz w:val="20"/>
+                <w:szCs w:val="20"/>
+              </w:rPr>
+            </w:pPr>
+            <w:r>
+              <w:rPr>
+                <w:rFonts w:ascii="Cambria" w:eastAsia="Cambria" w:hAnsi="Cambria" w:cs="Cambria"/>
+                <w:bCs/>
+                <w:sz w:val="20"/>
+                <w:szCs w:val="20"/>
               </w:rPr>
               <w:t>40</w:t>
             </w:r>
@@ -1237,18 +1261,18 @@
               <w:rPr>
                 <w:rFonts w:ascii="Cambria" w:eastAsia="Cambria" w:hAnsi="Cambria" w:cs="Cambria"/>
                 <w:bCs/>
-                <w:sz w:val="8"/>
-                <w:szCs w:val="18"/>
-              </w:rPr>
-            </w:pPr>
-          </w:p>
-          <w:p>
-            <w:pPr>
-              <w:rPr>
-                <w:rFonts w:ascii="Cambria" w:eastAsia="Cambria" w:hAnsi="Cambria" w:cs="Cambria"/>
-                <w:bCs/>
-                <w:sz w:val="18"/>
-                <w:szCs w:val="18"/>
+                <w:sz w:val="20"/>
+                <w:szCs w:val="20"/>
+              </w:rPr>
+            </w:pPr>
+          </w:p>
+          <w:p>
+            <w:pPr>
+              <w:rPr>
+                <w:rFonts w:ascii="Cambria" w:eastAsia="Cambria" w:hAnsi="Cambria" w:cs="Cambria"/>
+                <w:bCs/>
+                <w:sz w:val="20"/>
+                <w:szCs w:val="20"/>
               </w:rPr>
             </w:pPr>
           </w:p>
@@ -1268,16 +1292,16 @@
               <w:rPr>
                 <w:rFonts w:ascii="Cambria" w:eastAsia="Cambria" w:hAnsi="Cambria" w:cs="Cambria"/>
                 <w:bCs/>
-                <w:sz w:val="18"/>
-                <w:szCs w:val="18"/>
-              </w:rPr>
-            </w:pPr>
-            <w:r>
-              <w:rPr>
-                <w:rFonts w:ascii="Cambria" w:eastAsia="Cambria" w:hAnsi="Cambria" w:cs="Cambria"/>
-                <w:bCs/>
-                <w:sz w:val="18"/>
-                <w:szCs w:val="18"/>
+                <w:sz w:val="20"/>
+                <w:szCs w:val="20"/>
+              </w:rPr>
+            </w:pPr>
+            <w:r>
+              <w:rPr>
+                <w:rFonts w:ascii="Cambria" w:eastAsia="Cambria" w:hAnsi="Cambria" w:cs="Cambria"/>
+                <w:bCs/>
+                <w:sz w:val="20"/>
+                <w:szCs w:val="20"/>
               </w:rPr>
               <w:t>25</w:t>
             </w:r>
@@ -1287,18 +1311,18 @@
               <w:rPr>
                 <w:rFonts w:ascii="Cambria" w:eastAsia="Cambria" w:hAnsi="Cambria" w:cs="Cambria"/>
                 <w:bCs/>
-                <w:sz w:val="8"/>
-                <w:szCs w:val="18"/>
-              </w:rPr>
-            </w:pPr>
-          </w:p>
-          <w:p>
-            <w:pPr>
-              <w:rPr>
-                <w:rFonts w:ascii="Cambria" w:eastAsia="Cambria" w:hAnsi="Cambria" w:cs="Cambria"/>
-                <w:bCs/>
-                <w:sz w:val="18"/>
-                <w:szCs w:val="18"/>
+                <w:sz w:val="20"/>
+                <w:szCs w:val="20"/>
+              </w:rPr>
+            </w:pPr>
+          </w:p>
+          <w:p>
+            <w:pPr>
+              <w:rPr>
+                <w:rFonts w:ascii="Cambria" w:eastAsia="Cambria" w:hAnsi="Cambria" w:cs="Cambria"/>
+                <w:bCs/>
+                <w:sz w:val="20"/>
+                <w:szCs w:val="20"/>
               </w:rPr>
             </w:pPr>
           </w:p>
@@ -1312,16 +1336,16 @@
               <w:rPr>
                 <w:rFonts w:ascii="Cambria" w:eastAsia="Cambria" w:hAnsi="Cambria" w:cs="Cambria"/>
                 <w:bCs/>
-                <w:sz w:val="18"/>
-                <w:szCs w:val="18"/>
-              </w:rPr>
-            </w:pPr>
-            <w:r>
-              <w:rPr>
-                <w:rFonts w:ascii="Cambria" w:eastAsia="Cambria" w:hAnsi="Cambria" w:cs="Cambria"/>
-                <w:bCs/>
-                <w:sz w:val="18"/>
-                <w:szCs w:val="18"/>
+                <w:sz w:val="20"/>
+                <w:szCs w:val="20"/>
+              </w:rPr>
+            </w:pPr>
+            <w:r>
+              <w:rPr>
+                <w:rFonts w:ascii="Cambria" w:eastAsia="Cambria" w:hAnsi="Cambria" w:cs="Cambria"/>
+                <w:bCs/>
+                <w:sz w:val="20"/>
+                <w:szCs w:val="20"/>
               </w:rPr>
               <w:t>26</w:t>
             </w:r>
@@ -1331,18 +1355,18 @@
               <w:rPr>
                 <w:rFonts w:ascii="Cambria" w:eastAsia="Cambria" w:hAnsi="Cambria" w:cs="Cambria"/>
                 <w:bCs/>
-                <w:sz w:val="8"/>
-                <w:szCs w:val="18"/>
-              </w:rPr>
-            </w:pPr>
-          </w:p>
-          <w:p>
-            <w:pPr>
-              <w:rPr>
-                <w:rFonts w:ascii="Cambria" w:eastAsia="Cambria" w:hAnsi="Cambria" w:cs="Cambria"/>
-                <w:bCs/>
-                <w:sz w:val="18"/>
-                <w:szCs w:val="18"/>
+                <w:sz w:val="20"/>
+                <w:szCs w:val="20"/>
+              </w:rPr>
+            </w:pPr>
+          </w:p>
+          <w:p>
+            <w:pPr>
+              <w:rPr>
+                <w:rFonts w:ascii="Cambria" w:eastAsia="Cambria" w:hAnsi="Cambria" w:cs="Cambria"/>
+                <w:bCs/>
+                <w:sz w:val="20"/>
+                <w:szCs w:val="20"/>
               </w:rPr>
             </w:pPr>
           </w:p>
@@ -1356,16 +1380,16 @@
               <w:rPr>
                 <w:rFonts w:ascii="Cambria" w:eastAsia="Cambria" w:hAnsi="Cambria" w:cs="Cambria"/>
                 <w:bCs/>
-                <w:sz w:val="18"/>
-                <w:szCs w:val="18"/>
-              </w:rPr>
-            </w:pPr>
-            <w:r>
-              <w:rPr>
-                <w:rFonts w:ascii="Cambria" w:eastAsia="Cambria" w:hAnsi="Cambria" w:cs="Cambria"/>
-                <w:bCs/>
-                <w:sz w:val="18"/>
-                <w:szCs w:val="18"/>
+                <w:sz w:val="20"/>
+                <w:szCs w:val="20"/>
+              </w:rPr>
+            </w:pPr>
+            <w:r>
+              <w:rPr>
+                <w:rFonts w:ascii="Cambria" w:eastAsia="Cambria" w:hAnsi="Cambria" w:cs="Cambria"/>
+                <w:bCs/>
+                <w:sz w:val="20"/>
+                <w:szCs w:val="20"/>
               </w:rPr>
               <w:t>27</w:t>
             </w:r>
@@ -1375,18 +1399,18 @@
               <w:rPr>
                 <w:rFonts w:ascii="Cambria" w:eastAsia="Cambria" w:hAnsi="Cambria" w:cs="Cambria"/>
                 <w:bCs/>
-                <w:sz w:val="8"/>
-                <w:szCs w:val="18"/>
-              </w:rPr>
-            </w:pPr>
-          </w:p>
-          <w:p>
-            <w:pPr>
-              <w:rPr>
-                <w:rFonts w:ascii="Cambria" w:eastAsia="Cambria" w:hAnsi="Cambria" w:cs="Cambria"/>
-                <w:bCs/>
-                <w:sz w:val="18"/>
-                <w:szCs w:val="18"/>
+                <w:sz w:val="20"/>
+                <w:szCs w:val="20"/>
+              </w:rPr>
+            </w:pPr>
+          </w:p>
+          <w:p>
+            <w:pPr>
+              <w:rPr>
+                <w:rFonts w:ascii="Cambria" w:eastAsia="Cambria" w:hAnsi="Cambria" w:cs="Cambria"/>
+                <w:bCs/>
+                <w:sz w:val="20"/>
+                <w:szCs w:val="20"/>
               </w:rPr>
             </w:pPr>
           </w:p>
@@ -1400,16 +1424,16 @@
               <w:rPr>
                 <w:rFonts w:ascii="Cambria" w:eastAsia="Cambria" w:hAnsi="Cambria" w:cs="Cambria"/>
                 <w:bCs/>
-                <w:sz w:val="18"/>
-                <w:szCs w:val="18"/>
-              </w:rPr>
-            </w:pPr>
-            <w:r>
-              <w:rPr>
-                <w:rFonts w:ascii="Cambria" w:eastAsia="Cambria" w:hAnsi="Cambria" w:cs="Cambria"/>
-                <w:bCs/>
-                <w:sz w:val="18"/>
-                <w:szCs w:val="18"/>
+                <w:sz w:val="20"/>
+                <w:szCs w:val="20"/>
+              </w:rPr>
+            </w:pPr>
+            <w:r>
+              <w:rPr>
+                <w:rFonts w:ascii="Cambria" w:eastAsia="Cambria" w:hAnsi="Cambria" w:cs="Cambria"/>
+                <w:bCs/>
+                <w:sz w:val="20"/>
+                <w:szCs w:val="20"/>
               </w:rPr>
               <w:t>28</w:t>
             </w:r>
@@ -1419,18 +1443,18 @@
               <w:rPr>
                 <w:rFonts w:ascii="Cambria" w:eastAsia="Cambria" w:hAnsi="Cambria" w:cs="Cambria"/>
                 <w:bCs/>
-                <w:sz w:val="8"/>
-                <w:szCs w:val="18"/>
-              </w:rPr>
-            </w:pPr>
-          </w:p>
-          <w:p>
-            <w:pPr>
-              <w:rPr>
-                <w:rFonts w:ascii="Cambria" w:eastAsia="Cambria" w:hAnsi="Cambria" w:cs="Cambria"/>
-                <w:bCs/>
-                <w:sz w:val="18"/>
-                <w:szCs w:val="18"/>
+                <w:sz w:val="20"/>
+                <w:szCs w:val="20"/>
+              </w:rPr>
+            </w:pPr>
+          </w:p>
+          <w:p>
+            <w:pPr>
+              <w:rPr>
+                <w:rFonts w:ascii="Cambria" w:eastAsia="Cambria" w:hAnsi="Cambria" w:cs="Cambria"/>
+                <w:bCs/>
+                <w:sz w:val="20"/>
+                <w:szCs w:val="20"/>
               </w:rPr>
             </w:pPr>
           </w:p>
@@ -1448,8 +1472,8 @@
               <w:rPr>
                 <w:rFonts w:ascii="Cambria" w:eastAsia="Cambria" w:hAnsi="Cambria" w:cs="Cambria"/>
                 <w:bCs/>
-                <w:sz w:val="18"/>
-                <w:szCs w:val="18"/>
+                <w:sz w:val="20"/>
+                <w:szCs w:val="20"/>
               </w:rPr>
             </w:pPr>
           </w:p>
@@ -1463,16 +1487,16 @@
               <w:rPr>
                 <w:rFonts w:ascii="Cambria" w:eastAsia="Cambria" w:hAnsi="Cambria" w:cs="Cambria"/>
                 <w:bCs/>
-                <w:sz w:val="18"/>
-                <w:szCs w:val="18"/>
-              </w:rPr>
-            </w:pPr>
-            <w:r>
-              <w:rPr>
-                <w:rFonts w:ascii="Cambria" w:eastAsia="Cambria" w:hAnsi="Cambria" w:cs="Cambria"/>
-                <w:bCs/>
-                <w:sz w:val="18"/>
-                <w:szCs w:val="18"/>
+                <w:sz w:val="20"/>
+                <w:szCs w:val="20"/>
+              </w:rPr>
+            </w:pPr>
+            <w:r>
+              <w:rPr>
+                <w:rFonts w:ascii="Cambria" w:eastAsia="Cambria" w:hAnsi="Cambria" w:cs="Cambria"/>
+                <w:bCs/>
+                <w:sz w:val="20"/>
+                <w:szCs w:val="20"/>
               </w:rPr>
               <w:t>29</w:t>
             </w:r>
@@ -1482,18 +1506,18 @@
               <w:rPr>
                 <w:rFonts w:ascii="Cambria" w:eastAsia="Cambria" w:hAnsi="Cambria" w:cs="Cambria"/>
                 <w:bCs/>
-                <w:sz w:val="8"/>
-                <w:szCs w:val="18"/>
-              </w:rPr>
-            </w:pPr>
-          </w:p>
-          <w:p>
-            <w:pPr>
-              <w:rPr>
-                <w:rFonts w:ascii="Cambria" w:eastAsia="Cambria" w:hAnsi="Cambria" w:cs="Cambria"/>
-                <w:bCs/>
-                <w:sz w:val="18"/>
-                <w:szCs w:val="18"/>
+                <w:sz w:val="20"/>
+                <w:szCs w:val="20"/>
+              </w:rPr>
+            </w:pPr>
+          </w:p>
+          <w:p>
+            <w:pPr>
+              <w:rPr>
+                <w:rFonts w:ascii="Cambria" w:eastAsia="Cambria" w:hAnsi="Cambria" w:cs="Cambria"/>
+                <w:bCs/>
+                <w:sz w:val="20"/>
+                <w:szCs w:val="20"/>
               </w:rPr>
             </w:pPr>
           </w:p>
@@ -1507,16 +1531,16 @@
               <w:rPr>
                 <w:rFonts w:ascii="Cambria" w:eastAsia="Cambria" w:hAnsi="Cambria" w:cs="Cambria"/>
                 <w:bCs/>
-                <w:sz w:val="18"/>
-                <w:szCs w:val="18"/>
-              </w:rPr>
-            </w:pPr>
-            <w:r>
-              <w:rPr>
-                <w:rFonts w:ascii="Cambria" w:eastAsia="Cambria" w:hAnsi="Cambria" w:cs="Cambria"/>
-                <w:bCs/>
-                <w:sz w:val="18"/>
-                <w:szCs w:val="18"/>
+                <w:sz w:val="20"/>
+                <w:szCs w:val="20"/>
+              </w:rPr>
+            </w:pPr>
+            <w:r>
+              <w:rPr>
+                <w:rFonts w:ascii="Cambria" w:eastAsia="Cambria" w:hAnsi="Cambria" w:cs="Cambria"/>
+                <w:bCs/>
+                <w:sz w:val="20"/>
+                <w:szCs w:val="20"/>
               </w:rPr>
               <w:t>30</w:t>
             </w:r>
@@ -1526,18 +1550,18 @@
               <w:rPr>
                 <w:rFonts w:ascii="Cambria" w:eastAsia="Cambria" w:hAnsi="Cambria" w:cs="Cambria"/>
                 <w:bCs/>
-                <w:sz w:val="8"/>
-                <w:szCs w:val="18"/>
-              </w:rPr>
-            </w:pPr>
-          </w:p>
-          <w:p>
-            <w:pPr>
-              <w:rPr>
-                <w:rFonts w:ascii="Cambria" w:eastAsia="Cambria" w:hAnsi="Cambria" w:cs="Cambria"/>
-                <w:bCs/>
-                <w:sz w:val="18"/>
-                <w:szCs w:val="18"/>
+                <w:sz w:val="20"/>
+                <w:szCs w:val="20"/>
+              </w:rPr>
+            </w:pPr>
+          </w:p>
+          <w:p>
+            <w:pPr>
+              <w:rPr>
+                <w:rFonts w:ascii="Cambria" w:eastAsia="Cambria" w:hAnsi="Cambria" w:cs="Cambria"/>
+                <w:bCs/>
+                <w:sz w:val="20"/>
+                <w:szCs w:val="20"/>
               </w:rPr>
             </w:pPr>
           </w:p>
@@ -1551,16 +1575,16 @@
               <w:rPr>
                 <w:rFonts w:ascii="Cambria" w:eastAsia="Cambria" w:hAnsi="Cambria" w:cs="Cambria"/>
                 <w:bCs/>
-                <w:sz w:val="18"/>
-                <w:szCs w:val="18"/>
-              </w:rPr>
-            </w:pPr>
-            <w:r>
-              <w:rPr>
-                <w:rFonts w:ascii="Cambria" w:eastAsia="Cambria" w:hAnsi="Cambria" w:cs="Cambria"/>
-                <w:bCs/>
-                <w:sz w:val="18"/>
-                <w:szCs w:val="18"/>
+                <w:sz w:val="20"/>
+                <w:szCs w:val="20"/>
+              </w:rPr>
+            </w:pPr>
+            <w:r>
+              <w:rPr>
+                <w:rFonts w:ascii="Cambria" w:eastAsia="Cambria" w:hAnsi="Cambria" w:cs="Cambria"/>
+                <w:bCs/>
+                <w:sz w:val="20"/>
+                <w:szCs w:val="20"/>
               </w:rPr>
               <w:t>31</w:t>
             </w:r>
@@ -1570,18 +1594,18 @@
               <w:rPr>
                 <w:rFonts w:ascii="Cambria" w:eastAsia="Cambria" w:hAnsi="Cambria" w:cs="Cambria"/>
                 <w:bCs/>
-                <w:sz w:val="8"/>
-                <w:szCs w:val="18"/>
-              </w:rPr>
-            </w:pPr>
-          </w:p>
-          <w:p>
-            <w:pPr>
-              <w:rPr>
-                <w:rFonts w:ascii="Cambria" w:eastAsia="Cambria" w:hAnsi="Cambria" w:cs="Cambria"/>
-                <w:bCs/>
-                <w:sz w:val="18"/>
-                <w:szCs w:val="18"/>
+                <w:sz w:val="20"/>
+                <w:szCs w:val="20"/>
+              </w:rPr>
+            </w:pPr>
+          </w:p>
+          <w:p>
+            <w:pPr>
+              <w:rPr>
+                <w:rFonts w:ascii="Cambria" w:eastAsia="Cambria" w:hAnsi="Cambria" w:cs="Cambria"/>
+                <w:bCs/>
+                <w:sz w:val="20"/>
+                <w:szCs w:val="20"/>
               </w:rPr>
             </w:pPr>
           </w:p>
@@ -1595,16 +1619,16 @@
               <w:rPr>
                 <w:rFonts w:ascii="Cambria" w:eastAsia="Cambria" w:hAnsi="Cambria" w:cs="Cambria"/>
                 <w:bCs/>
-                <w:sz w:val="18"/>
-                <w:szCs w:val="18"/>
-              </w:rPr>
-            </w:pPr>
-            <w:r>
-              <w:rPr>
-                <w:rFonts w:ascii="Cambria" w:eastAsia="Cambria" w:hAnsi="Cambria" w:cs="Cambria"/>
-                <w:bCs/>
-                <w:sz w:val="18"/>
-                <w:szCs w:val="18"/>
+                <w:sz w:val="20"/>
+                <w:szCs w:val="20"/>
+              </w:rPr>
+            </w:pPr>
+            <w:r>
+              <w:rPr>
+                <w:rFonts w:ascii="Cambria" w:eastAsia="Cambria" w:hAnsi="Cambria" w:cs="Cambria"/>
+                <w:bCs/>
+                <w:sz w:val="20"/>
+                <w:szCs w:val="20"/>
               </w:rPr>
               <w:t>32</w:t>
             </w:r>
@@ -1614,18 +1638,18 @@
               <w:rPr>
                 <w:rFonts w:ascii="Cambria" w:eastAsia="Cambria" w:hAnsi="Cambria" w:cs="Cambria"/>
                 <w:bCs/>
-                <w:sz w:val="8"/>
-                <w:szCs w:val="18"/>
-              </w:rPr>
-            </w:pPr>
-          </w:p>
-          <w:p>
-            <w:pPr>
-              <w:rPr>
-                <w:rFonts w:ascii="Cambria" w:eastAsia="Cambria" w:hAnsi="Cambria" w:cs="Cambria"/>
-                <w:bCs/>
-                <w:sz w:val="18"/>
-                <w:szCs w:val="18"/>
+                <w:sz w:val="20"/>
+                <w:szCs w:val="20"/>
+              </w:rPr>
+            </w:pPr>
+          </w:p>
+          <w:p>
+            <w:pPr>
+              <w:rPr>
+                <w:rFonts w:ascii="Cambria" w:eastAsia="Cambria" w:hAnsi="Cambria" w:cs="Cambria"/>
+                <w:bCs/>
+                <w:sz w:val="20"/>
+                <w:szCs w:val="20"/>
               </w:rPr>
             </w:pPr>
           </w:p>
@@ -1645,16 +1669,16 @@
               <w:rPr>
                 <w:rFonts w:ascii="Cambria" w:eastAsia="Cambria" w:hAnsi="Cambria" w:cs="Cambria"/>
                 <w:bCs/>
-                <w:sz w:val="18"/>
-                <w:szCs w:val="18"/>
-              </w:rPr>
-            </w:pPr>
-            <w:r>
-              <w:rPr>
-                <w:rFonts w:ascii="Cambria" w:eastAsia="Cambria" w:hAnsi="Cambria" w:cs="Cambria"/>
-                <w:bCs/>
-                <w:sz w:val="18"/>
-                <w:szCs w:val="18"/>
+                <w:sz w:val="20"/>
+                <w:szCs w:val="20"/>
+              </w:rPr>
+            </w:pPr>
+            <w:r>
+              <w:rPr>
+                <w:rFonts w:ascii="Cambria" w:eastAsia="Cambria" w:hAnsi="Cambria" w:cs="Cambria"/>
+                <w:bCs/>
+                <w:sz w:val="20"/>
+                <w:szCs w:val="20"/>
               </w:rPr>
               <w:t>17</w:t>
             </w:r>
@@ -1664,18 +1688,18 @@
               <w:rPr>
                 <w:rFonts w:ascii="Cambria" w:eastAsia="Cambria" w:hAnsi="Cambria" w:cs="Cambria"/>
                 <w:bCs/>
-                <w:sz w:val="8"/>
-                <w:szCs w:val="18"/>
-              </w:rPr>
-            </w:pPr>
-          </w:p>
-          <w:p>
-            <w:pPr>
-              <w:rPr>
-                <w:rFonts w:ascii="Cambria" w:eastAsia="Cambria" w:hAnsi="Cambria" w:cs="Cambria"/>
-                <w:bCs/>
-                <w:sz w:val="18"/>
-                <w:szCs w:val="18"/>
+                <w:sz w:val="20"/>
+                <w:szCs w:val="20"/>
+              </w:rPr>
+            </w:pPr>
+          </w:p>
+          <w:p>
+            <w:pPr>
+              <w:rPr>
+                <w:rFonts w:ascii="Cambria" w:eastAsia="Cambria" w:hAnsi="Cambria" w:cs="Cambria"/>
+                <w:bCs/>
+                <w:sz w:val="20"/>
+                <w:szCs w:val="20"/>
               </w:rPr>
             </w:pPr>
           </w:p>
@@ -1689,16 +1713,16 @@
               <w:rPr>
                 <w:rFonts w:ascii="Cambria" w:eastAsia="Cambria" w:hAnsi="Cambria" w:cs="Cambria"/>
                 <w:bCs/>
-                <w:sz w:val="18"/>
-                <w:szCs w:val="18"/>
-              </w:rPr>
-            </w:pPr>
-            <w:r>
-              <w:rPr>
-                <w:rFonts w:ascii="Cambria" w:eastAsia="Cambria" w:hAnsi="Cambria" w:cs="Cambria"/>
-                <w:bCs/>
-                <w:sz w:val="18"/>
-                <w:szCs w:val="18"/>
+                <w:sz w:val="20"/>
+                <w:szCs w:val="20"/>
+              </w:rPr>
+            </w:pPr>
+            <w:r>
+              <w:rPr>
+                <w:rFonts w:ascii="Cambria" w:eastAsia="Cambria" w:hAnsi="Cambria" w:cs="Cambria"/>
+                <w:bCs/>
+                <w:sz w:val="20"/>
+                <w:szCs w:val="20"/>
               </w:rPr>
               <w:t>18</w:t>
             </w:r>
@@ -1708,18 +1732,18 @@
               <w:rPr>
                 <w:rFonts w:ascii="Cambria" w:eastAsia="Cambria" w:hAnsi="Cambria" w:cs="Cambria"/>
                 <w:bCs/>
-                <w:sz w:val="8"/>
-                <w:szCs w:val="18"/>
-              </w:rPr>
-            </w:pPr>
-          </w:p>
-          <w:p>
-            <w:pPr>
-              <w:rPr>
-                <w:rFonts w:ascii="Cambria" w:eastAsia="Cambria" w:hAnsi="Cambria" w:cs="Cambria"/>
-                <w:bCs/>
-                <w:sz w:val="18"/>
-                <w:szCs w:val="18"/>
+                <w:sz w:val="20"/>
+                <w:szCs w:val="20"/>
+              </w:rPr>
+            </w:pPr>
+          </w:p>
+          <w:p>
+            <w:pPr>
+              <w:rPr>
+                <w:rFonts w:ascii="Cambria" w:eastAsia="Cambria" w:hAnsi="Cambria" w:cs="Cambria"/>
+                <w:bCs/>
+                <w:sz w:val="20"/>
+                <w:szCs w:val="20"/>
               </w:rPr>
             </w:pPr>
           </w:p>
@@ -1733,16 +1757,16 @@
               <w:rPr>
                 <w:rFonts w:ascii="Cambria" w:eastAsia="Cambria" w:hAnsi="Cambria" w:cs="Cambria"/>
                 <w:bCs/>
-                <w:sz w:val="18"/>
-                <w:szCs w:val="18"/>
-              </w:rPr>
-            </w:pPr>
-            <w:r>
-              <w:rPr>
-                <w:rFonts w:ascii="Cambria" w:eastAsia="Cambria" w:hAnsi="Cambria" w:cs="Cambria"/>
-                <w:bCs/>
-                <w:sz w:val="18"/>
-                <w:szCs w:val="18"/>
+                <w:sz w:val="20"/>
+                <w:szCs w:val="20"/>
+              </w:rPr>
+            </w:pPr>
+            <w:r>
+              <w:rPr>
+                <w:rFonts w:ascii="Cambria" w:eastAsia="Cambria" w:hAnsi="Cambria" w:cs="Cambria"/>
+                <w:bCs/>
+                <w:sz w:val="20"/>
+                <w:szCs w:val="20"/>
               </w:rPr>
               <w:t>19</w:t>
             </w:r>
@@ -1752,18 +1776,18 @@
               <w:rPr>
                 <w:rFonts w:ascii="Cambria" w:eastAsia="Cambria" w:hAnsi="Cambria" w:cs="Cambria"/>
                 <w:bCs/>
-                <w:sz w:val="8"/>
-                <w:szCs w:val="18"/>
-              </w:rPr>
-            </w:pPr>
-          </w:p>
-          <w:p>
-            <w:pPr>
-              <w:rPr>
-                <w:rFonts w:ascii="Cambria" w:eastAsia="Cambria" w:hAnsi="Cambria" w:cs="Cambria"/>
-                <w:bCs/>
-                <w:sz w:val="18"/>
-                <w:szCs w:val="18"/>
+                <w:sz w:val="20"/>
+                <w:szCs w:val="20"/>
+              </w:rPr>
+            </w:pPr>
+          </w:p>
+          <w:p>
+            <w:pPr>
+              <w:rPr>
+                <w:rFonts w:ascii="Cambria" w:eastAsia="Cambria" w:hAnsi="Cambria" w:cs="Cambria"/>
+                <w:bCs/>
+                <w:sz w:val="20"/>
+                <w:szCs w:val="20"/>
               </w:rPr>
             </w:pPr>
           </w:p>
@@ -1777,16 +1801,16 @@
               <w:rPr>
                 <w:rFonts w:ascii="Cambria" w:eastAsia="Cambria" w:hAnsi="Cambria" w:cs="Cambria"/>
                 <w:bCs/>
-                <w:sz w:val="18"/>
-                <w:szCs w:val="18"/>
-              </w:rPr>
-            </w:pPr>
-            <w:r>
-              <w:rPr>
-                <w:rFonts w:ascii="Cambria" w:eastAsia="Cambria" w:hAnsi="Cambria" w:cs="Cambria"/>
-                <w:bCs/>
-                <w:sz w:val="18"/>
-                <w:szCs w:val="18"/>
+                <w:sz w:val="20"/>
+                <w:szCs w:val="20"/>
+              </w:rPr>
+            </w:pPr>
+            <w:r>
+              <w:rPr>
+                <w:rFonts w:ascii="Cambria" w:eastAsia="Cambria" w:hAnsi="Cambria" w:cs="Cambria"/>
+                <w:bCs/>
+                <w:sz w:val="20"/>
+                <w:szCs w:val="20"/>
               </w:rPr>
               <w:t>20</w:t>
             </w:r>
@@ -1796,18 +1820,18 @@
               <w:rPr>
                 <w:rFonts w:ascii="Cambria" w:eastAsia="Cambria" w:hAnsi="Cambria" w:cs="Cambria"/>
                 <w:bCs/>
-                <w:sz w:val="8"/>
-                <w:szCs w:val="18"/>
-              </w:rPr>
-            </w:pPr>
-          </w:p>
-          <w:p>
-            <w:pPr>
-              <w:rPr>
-                <w:rFonts w:ascii="Cambria" w:eastAsia="Cambria" w:hAnsi="Cambria" w:cs="Cambria"/>
-                <w:bCs/>
-                <w:sz w:val="18"/>
-                <w:szCs w:val="18"/>
+                <w:sz w:val="20"/>
+                <w:szCs w:val="20"/>
+              </w:rPr>
+            </w:pPr>
+          </w:p>
+          <w:p>
+            <w:pPr>
+              <w:rPr>
+                <w:rFonts w:ascii="Cambria" w:eastAsia="Cambria" w:hAnsi="Cambria" w:cs="Cambria"/>
+                <w:bCs/>
+                <w:sz w:val="20"/>
+                <w:szCs w:val="20"/>
               </w:rPr>
             </w:pPr>
           </w:p>
@@ -1825,8 +1849,8 @@
               <w:rPr>
                 <w:rFonts w:ascii="Cambria" w:eastAsia="Cambria" w:hAnsi="Cambria" w:cs="Cambria"/>
                 <w:bCs/>
-                <w:sz w:val="18"/>
-                <w:szCs w:val="18"/>
+                <w:sz w:val="20"/>
+                <w:szCs w:val="20"/>
               </w:rPr>
             </w:pPr>
           </w:p>
@@ -1840,16 +1864,16 @@
               <w:rPr>
                 <w:rFonts w:ascii="Cambria" w:eastAsia="Cambria" w:hAnsi="Cambria" w:cs="Cambria"/>
                 <w:bCs/>
-                <w:sz w:val="18"/>
-                <w:szCs w:val="18"/>
-              </w:rPr>
-            </w:pPr>
-            <w:r>
-              <w:rPr>
-                <w:rFonts w:ascii="Cambria" w:eastAsia="Cambria" w:hAnsi="Cambria" w:cs="Cambria"/>
-                <w:bCs/>
-                <w:sz w:val="18"/>
-                <w:szCs w:val="18"/>
+                <w:sz w:val="20"/>
+                <w:szCs w:val="20"/>
+              </w:rPr>
+            </w:pPr>
+            <w:r>
+              <w:rPr>
+                <w:rFonts w:ascii="Cambria" w:eastAsia="Cambria" w:hAnsi="Cambria" w:cs="Cambria"/>
+                <w:bCs/>
+                <w:sz w:val="20"/>
+                <w:szCs w:val="20"/>
               </w:rPr>
               <w:t>21</w:t>
             </w:r>
@@ -1859,18 +1883,18 @@
               <w:rPr>
                 <w:rFonts w:ascii="Cambria" w:eastAsia="Cambria" w:hAnsi="Cambria" w:cs="Cambria"/>
                 <w:bCs/>
-                <w:sz w:val="8"/>
-                <w:szCs w:val="18"/>
-              </w:rPr>
-            </w:pPr>
-          </w:p>
-          <w:p>
-            <w:pPr>
-              <w:rPr>
-                <w:rFonts w:ascii="Cambria" w:eastAsia="Cambria" w:hAnsi="Cambria" w:cs="Cambria"/>
-                <w:bCs/>
-                <w:sz w:val="18"/>
-                <w:szCs w:val="18"/>
+                <w:sz w:val="20"/>
+                <w:szCs w:val="20"/>
+              </w:rPr>
+            </w:pPr>
+          </w:p>
+          <w:p>
+            <w:pPr>
+              <w:rPr>
+                <w:rFonts w:ascii="Cambria" w:eastAsia="Cambria" w:hAnsi="Cambria" w:cs="Cambria"/>
+                <w:bCs/>
+                <w:sz w:val="20"/>
+                <w:szCs w:val="20"/>
               </w:rPr>
             </w:pPr>
           </w:p>
@@ -1884,16 +1908,16 @@
               <w:rPr>
                 <w:rFonts w:ascii="Cambria" w:eastAsia="Cambria" w:hAnsi="Cambria" w:cs="Cambria"/>
                 <w:bCs/>
-                <w:sz w:val="18"/>
-                <w:szCs w:val="18"/>
-              </w:rPr>
-            </w:pPr>
-            <w:r>
-              <w:rPr>
-                <w:rFonts w:ascii="Cambria" w:eastAsia="Cambria" w:hAnsi="Cambria" w:cs="Cambria"/>
-                <w:bCs/>
-                <w:sz w:val="18"/>
-                <w:szCs w:val="18"/>
+                <w:sz w:val="20"/>
+                <w:szCs w:val="20"/>
+              </w:rPr>
+            </w:pPr>
+            <w:r>
+              <w:rPr>
+                <w:rFonts w:ascii="Cambria" w:eastAsia="Cambria" w:hAnsi="Cambria" w:cs="Cambria"/>
+                <w:bCs/>
+                <w:sz w:val="20"/>
+                <w:szCs w:val="20"/>
               </w:rPr>
               <w:t>22</w:t>
             </w:r>
@@ -1903,18 +1927,18 @@
               <w:rPr>
                 <w:rFonts w:ascii="Cambria" w:eastAsia="Cambria" w:hAnsi="Cambria" w:cs="Cambria"/>
                 <w:bCs/>
-                <w:sz w:val="8"/>
-                <w:szCs w:val="18"/>
-              </w:rPr>
-            </w:pPr>
-          </w:p>
-          <w:p>
-            <w:pPr>
-              <w:rPr>
-                <w:rFonts w:ascii="Cambria" w:eastAsia="Cambria" w:hAnsi="Cambria" w:cs="Cambria"/>
-                <w:bCs/>
-                <w:sz w:val="18"/>
-                <w:szCs w:val="18"/>
+                <w:sz w:val="20"/>
+                <w:szCs w:val="20"/>
+              </w:rPr>
+            </w:pPr>
+          </w:p>
+          <w:p>
+            <w:pPr>
+              <w:rPr>
+                <w:rFonts w:ascii="Cambria" w:eastAsia="Cambria" w:hAnsi="Cambria" w:cs="Cambria"/>
+                <w:bCs/>
+                <w:sz w:val="20"/>
+                <w:szCs w:val="20"/>
               </w:rPr>
             </w:pPr>
           </w:p>
@@ -1928,16 +1952,16 @@
               <w:rPr>
                 <w:rFonts w:ascii="Cambria" w:eastAsia="Cambria" w:hAnsi="Cambria" w:cs="Cambria"/>
                 <w:bCs/>
-                <w:sz w:val="18"/>
-                <w:szCs w:val="18"/>
-              </w:rPr>
-            </w:pPr>
-            <w:r>
-              <w:rPr>
-                <w:rFonts w:ascii="Cambria" w:eastAsia="Cambria" w:hAnsi="Cambria" w:cs="Cambria"/>
-                <w:bCs/>
-                <w:sz w:val="18"/>
-                <w:szCs w:val="18"/>
+                <w:sz w:val="20"/>
+                <w:szCs w:val="20"/>
+              </w:rPr>
+            </w:pPr>
+            <w:r>
+              <w:rPr>
+                <w:rFonts w:ascii="Cambria" w:eastAsia="Cambria" w:hAnsi="Cambria" w:cs="Cambria"/>
+                <w:bCs/>
+                <w:sz w:val="20"/>
+                <w:szCs w:val="20"/>
               </w:rPr>
               <w:t>23</w:t>
             </w:r>
@@ -1947,18 +1971,18 @@
               <w:rPr>
                 <w:rFonts w:ascii="Cambria" w:eastAsia="Cambria" w:hAnsi="Cambria" w:cs="Cambria"/>
                 <w:bCs/>
-                <w:sz w:val="8"/>
-                <w:szCs w:val="18"/>
-              </w:rPr>
-            </w:pPr>
-          </w:p>
-          <w:p>
-            <w:pPr>
-              <w:rPr>
-                <w:rFonts w:ascii="Cambria" w:eastAsia="Cambria" w:hAnsi="Cambria" w:cs="Cambria"/>
-                <w:bCs/>
-                <w:sz w:val="18"/>
-                <w:szCs w:val="18"/>
+                <w:sz w:val="20"/>
+                <w:szCs w:val="20"/>
+              </w:rPr>
+            </w:pPr>
+          </w:p>
+          <w:p>
+            <w:pPr>
+              <w:rPr>
+                <w:rFonts w:ascii="Cambria" w:eastAsia="Cambria" w:hAnsi="Cambria" w:cs="Cambria"/>
+                <w:bCs/>
+                <w:sz w:val="20"/>
+                <w:szCs w:val="20"/>
               </w:rPr>
             </w:pPr>
           </w:p>
@@ -1972,16 +1996,16 @@
               <w:rPr>
                 <w:rFonts w:ascii="Cambria" w:eastAsia="Cambria" w:hAnsi="Cambria" w:cs="Cambria"/>
                 <w:bCs/>
-                <w:sz w:val="18"/>
-                <w:szCs w:val="18"/>
-              </w:rPr>
-            </w:pPr>
-            <w:r>
-              <w:rPr>
-                <w:rFonts w:ascii="Cambria" w:eastAsia="Cambria" w:hAnsi="Cambria" w:cs="Cambria"/>
-                <w:bCs/>
-                <w:sz w:val="18"/>
-                <w:szCs w:val="18"/>
+                <w:sz w:val="20"/>
+                <w:szCs w:val="20"/>
+              </w:rPr>
+            </w:pPr>
+            <w:r>
+              <w:rPr>
+                <w:rFonts w:ascii="Cambria" w:eastAsia="Cambria" w:hAnsi="Cambria" w:cs="Cambria"/>
+                <w:bCs/>
+                <w:sz w:val="20"/>
+                <w:szCs w:val="20"/>
               </w:rPr>
               <w:t>24</w:t>
             </w:r>
@@ -1991,18 +2015,18 @@
               <w:rPr>
                 <w:rFonts w:ascii="Cambria" w:eastAsia="Cambria" w:hAnsi="Cambria" w:cs="Cambria"/>
                 <w:bCs/>
-                <w:sz w:val="8"/>
-                <w:szCs w:val="18"/>
-              </w:rPr>
-            </w:pPr>
-          </w:p>
-          <w:p>
-            <w:pPr>
-              <w:rPr>
-                <w:rFonts w:ascii="Cambria" w:eastAsia="Cambria" w:hAnsi="Cambria" w:cs="Cambria"/>
-                <w:bCs/>
-                <w:sz w:val="18"/>
-                <w:szCs w:val="18"/>
+                <w:sz w:val="20"/>
+                <w:szCs w:val="20"/>
+              </w:rPr>
+            </w:pPr>
+          </w:p>
+          <w:p>
+            <w:pPr>
+              <w:rPr>
+                <w:rFonts w:ascii="Cambria" w:eastAsia="Cambria" w:hAnsi="Cambria" w:cs="Cambria"/>
+                <w:bCs/>
+                <w:sz w:val="20"/>
+                <w:szCs w:val="20"/>
               </w:rPr>
             </w:pPr>
           </w:p>
@@ -2022,16 +2046,16 @@
               <w:rPr>
                 <w:rFonts w:ascii="Cambria" w:eastAsia="Cambria" w:hAnsi="Cambria" w:cs="Cambria"/>
                 <w:bCs/>
-                <w:sz w:val="18"/>
-                <w:szCs w:val="18"/>
-              </w:rPr>
-            </w:pPr>
-            <w:r>
-              <w:rPr>
-                <w:rFonts w:ascii="Cambria" w:eastAsia="Cambria" w:hAnsi="Cambria" w:cs="Cambria"/>
-                <w:bCs/>
-                <w:sz w:val="18"/>
-                <w:szCs w:val="18"/>
+                <w:sz w:val="20"/>
+                <w:szCs w:val="20"/>
+              </w:rPr>
+            </w:pPr>
+            <w:r>
+              <w:rPr>
+                <w:rFonts w:ascii="Cambria" w:eastAsia="Cambria" w:hAnsi="Cambria" w:cs="Cambria"/>
+                <w:bCs/>
+                <w:sz w:val="20"/>
+                <w:szCs w:val="20"/>
               </w:rPr>
               <w:t>9</w:t>
             </w:r>
@@ -2041,18 +2065,18 @@
               <w:rPr>
                 <w:rFonts w:ascii="Cambria" w:eastAsia="Cambria" w:hAnsi="Cambria" w:cs="Cambria"/>
                 <w:bCs/>
-                <w:sz w:val="8"/>
-                <w:szCs w:val="18"/>
-              </w:rPr>
-            </w:pPr>
-          </w:p>
-          <w:p>
-            <w:pPr>
-              <w:rPr>
-                <w:rFonts w:ascii="Cambria" w:eastAsia="Cambria" w:hAnsi="Cambria" w:cs="Cambria"/>
-                <w:bCs/>
-                <w:sz w:val="18"/>
-                <w:szCs w:val="18"/>
+                <w:sz w:val="20"/>
+                <w:szCs w:val="20"/>
+              </w:rPr>
+            </w:pPr>
+          </w:p>
+          <w:p>
+            <w:pPr>
+              <w:rPr>
+                <w:rFonts w:ascii="Cambria" w:eastAsia="Cambria" w:hAnsi="Cambria" w:cs="Cambria"/>
+                <w:bCs/>
+                <w:sz w:val="20"/>
+                <w:szCs w:val="20"/>
               </w:rPr>
             </w:pPr>
           </w:p>
@@ -2066,16 +2090,16 @@
               <w:rPr>
                 <w:rFonts w:ascii="Cambria" w:eastAsia="Cambria" w:hAnsi="Cambria" w:cs="Cambria"/>
                 <w:bCs/>
-                <w:sz w:val="18"/>
-                <w:szCs w:val="18"/>
-              </w:rPr>
-            </w:pPr>
-            <w:r>
-              <w:rPr>
-                <w:rFonts w:ascii="Cambria" w:eastAsia="Cambria" w:hAnsi="Cambria" w:cs="Cambria"/>
-                <w:bCs/>
-                <w:sz w:val="18"/>
-                <w:szCs w:val="18"/>
+                <w:sz w:val="20"/>
+                <w:szCs w:val="20"/>
+              </w:rPr>
+            </w:pPr>
+            <w:r>
+              <w:rPr>
+                <w:rFonts w:ascii="Cambria" w:eastAsia="Cambria" w:hAnsi="Cambria" w:cs="Cambria"/>
+                <w:bCs/>
+                <w:sz w:val="20"/>
+                <w:szCs w:val="20"/>
               </w:rPr>
               <w:t>10</w:t>
             </w:r>
@@ -2085,18 +2109,18 @@
               <w:rPr>
                 <w:rFonts w:ascii="Cambria" w:eastAsia="Cambria" w:hAnsi="Cambria" w:cs="Cambria"/>
                 <w:bCs/>
-                <w:sz w:val="8"/>
-                <w:szCs w:val="18"/>
-              </w:rPr>
-            </w:pPr>
-          </w:p>
-          <w:p>
-            <w:pPr>
-              <w:rPr>
-                <w:rFonts w:ascii="Cambria" w:eastAsia="Cambria" w:hAnsi="Cambria" w:cs="Cambria"/>
-                <w:bCs/>
-                <w:sz w:val="18"/>
-                <w:szCs w:val="18"/>
+                <w:sz w:val="20"/>
+                <w:szCs w:val="20"/>
+              </w:rPr>
+            </w:pPr>
+          </w:p>
+          <w:p>
+            <w:pPr>
+              <w:rPr>
+                <w:rFonts w:ascii="Cambria" w:eastAsia="Cambria" w:hAnsi="Cambria" w:cs="Cambria"/>
+                <w:bCs/>
+                <w:sz w:val="20"/>
+                <w:szCs w:val="20"/>
               </w:rPr>
             </w:pPr>
           </w:p>
@@ -2110,16 +2134,16 @@
               <w:rPr>
                 <w:rFonts w:ascii="Cambria" w:eastAsia="Cambria" w:hAnsi="Cambria" w:cs="Cambria"/>
                 <w:bCs/>
-                <w:sz w:val="18"/>
-                <w:szCs w:val="18"/>
-              </w:rPr>
-            </w:pPr>
-            <w:r>
-              <w:rPr>
-                <w:rFonts w:ascii="Cambria" w:eastAsia="Cambria" w:hAnsi="Cambria" w:cs="Cambria"/>
-                <w:bCs/>
-                <w:sz w:val="18"/>
-                <w:szCs w:val="18"/>
+                <w:sz w:val="20"/>
+                <w:szCs w:val="20"/>
+              </w:rPr>
+            </w:pPr>
+            <w:r>
+              <w:rPr>
+                <w:rFonts w:ascii="Cambria" w:eastAsia="Cambria" w:hAnsi="Cambria" w:cs="Cambria"/>
+                <w:bCs/>
+                <w:sz w:val="20"/>
+                <w:szCs w:val="20"/>
               </w:rPr>
               <w:t>11</w:t>
             </w:r>
@@ -2129,18 +2153,18 @@
               <w:rPr>
                 <w:rFonts w:ascii="Cambria" w:eastAsia="Cambria" w:hAnsi="Cambria" w:cs="Cambria"/>
                 <w:bCs/>
-                <w:sz w:val="8"/>
-                <w:szCs w:val="18"/>
-              </w:rPr>
-            </w:pPr>
-          </w:p>
-          <w:p>
-            <w:pPr>
-              <w:rPr>
-                <w:rFonts w:ascii="Cambria" w:eastAsia="Cambria" w:hAnsi="Cambria" w:cs="Cambria"/>
-                <w:bCs/>
-                <w:sz w:val="18"/>
-                <w:szCs w:val="18"/>
+                <w:sz w:val="20"/>
+                <w:szCs w:val="20"/>
+              </w:rPr>
+            </w:pPr>
+          </w:p>
+          <w:p>
+            <w:pPr>
+              <w:rPr>
+                <w:rFonts w:ascii="Cambria" w:eastAsia="Cambria" w:hAnsi="Cambria" w:cs="Cambria"/>
+                <w:bCs/>
+                <w:sz w:val="20"/>
+                <w:szCs w:val="20"/>
               </w:rPr>
             </w:pPr>
           </w:p>
@@ -2154,16 +2178,16 @@
               <w:rPr>
                 <w:rFonts w:ascii="Cambria" w:eastAsia="Cambria" w:hAnsi="Cambria" w:cs="Cambria"/>
                 <w:bCs/>
-                <w:sz w:val="18"/>
-                <w:szCs w:val="18"/>
-              </w:rPr>
-            </w:pPr>
-            <w:r>
-              <w:rPr>
-                <w:rFonts w:ascii="Cambria" w:eastAsia="Cambria" w:hAnsi="Cambria" w:cs="Cambria"/>
-                <w:bCs/>
-                <w:sz w:val="18"/>
-                <w:szCs w:val="18"/>
+                <w:sz w:val="20"/>
+                <w:szCs w:val="20"/>
+              </w:rPr>
+            </w:pPr>
+            <w:r>
+              <w:rPr>
+                <w:rFonts w:ascii="Cambria" w:eastAsia="Cambria" w:hAnsi="Cambria" w:cs="Cambria"/>
+                <w:bCs/>
+                <w:sz w:val="20"/>
+                <w:szCs w:val="20"/>
               </w:rPr>
               <w:t>12</w:t>
             </w:r>
@@ -2173,18 +2197,18 @@
               <w:rPr>
                 <w:rFonts w:ascii="Cambria" w:eastAsia="Cambria" w:hAnsi="Cambria" w:cs="Cambria"/>
                 <w:bCs/>
-                <w:sz w:val="8"/>
-                <w:szCs w:val="18"/>
-              </w:rPr>
-            </w:pPr>
-          </w:p>
-          <w:p>
-            <w:pPr>
-              <w:rPr>
-                <w:rFonts w:ascii="Cambria" w:eastAsia="Cambria" w:hAnsi="Cambria" w:cs="Cambria"/>
-                <w:bCs/>
-                <w:sz w:val="18"/>
-                <w:szCs w:val="18"/>
+                <w:sz w:val="20"/>
+                <w:szCs w:val="20"/>
+              </w:rPr>
+            </w:pPr>
+          </w:p>
+          <w:p>
+            <w:pPr>
+              <w:rPr>
+                <w:rFonts w:ascii="Cambria" w:eastAsia="Cambria" w:hAnsi="Cambria" w:cs="Cambria"/>
+                <w:bCs/>
+                <w:sz w:val="20"/>
+                <w:szCs w:val="20"/>
               </w:rPr>
             </w:pPr>
           </w:p>
@@ -2202,8 +2226,8 @@
               <w:rPr>
                 <w:rFonts w:ascii="Cambria" w:eastAsia="Cambria" w:hAnsi="Cambria" w:cs="Cambria"/>
                 <w:bCs/>
-                <w:sz w:val="18"/>
-                <w:szCs w:val="18"/>
+                <w:sz w:val="20"/>
+                <w:szCs w:val="20"/>
               </w:rPr>
             </w:pPr>
           </w:p>
@@ -2217,37 +2241,39 @@
               <w:rPr>
                 <w:rFonts w:ascii="Cambria" w:eastAsia="Cambria" w:hAnsi="Cambria" w:cs="Cambria"/>
                 <w:bCs/>
-                <w:sz w:val="18"/>
-                <w:szCs w:val="18"/>
-              </w:rPr>
-            </w:pPr>
-            <w:r>
-              <w:rPr>
-                <w:rFonts w:ascii="Cambria" w:eastAsia="Cambria" w:hAnsi="Cambria" w:cs="Cambria"/>
-                <w:bCs/>
-                <w:sz w:val="18"/>
-                <w:szCs w:val="18"/>
+                <w:sz w:val="20"/>
+                <w:szCs w:val="20"/>
+              </w:rPr>
+            </w:pPr>
+            <w:r>
+              <w:rPr>
+                <w:rFonts w:ascii="Cambria" w:eastAsia="Cambria" w:hAnsi="Cambria" w:cs="Cambria"/>
+                <w:bCs/>
+                <w:sz w:val="20"/>
+                <w:szCs w:val="20"/>
               </w:rPr>
               <w:t>13</w:t>
             </w:r>
-          </w:p>
-          <w:p>
-            <w:pPr>
-              <w:rPr>
-                <w:rFonts w:ascii="Cambria" w:eastAsia="Cambria" w:hAnsi="Cambria" w:cs="Cambria"/>
-                <w:bCs/>
-                <w:sz w:val="8"/>
-                <w:szCs w:val="18"/>
-              </w:rPr>
-            </w:pPr>
-          </w:p>
-          <w:p>
-            <w:pPr>
-              <w:rPr>
-                <w:rFonts w:ascii="Cambria" w:eastAsia="Cambria" w:hAnsi="Cambria" w:cs="Cambria"/>
-                <w:bCs/>
-                <w:sz w:val="18"/>
-                <w:szCs w:val="18"/>
+            <w:bookmarkStart w:id="0" w:name="_GoBack"/>
+            <w:bookmarkEnd w:id="0"/>
+          </w:p>
+          <w:p>
+            <w:pPr>
+              <w:rPr>
+                <w:rFonts w:ascii="Cambria" w:eastAsia="Cambria" w:hAnsi="Cambria" w:cs="Cambria"/>
+                <w:bCs/>
+                <w:sz w:val="20"/>
+                <w:szCs w:val="20"/>
+              </w:rPr>
+            </w:pPr>
+          </w:p>
+          <w:p>
+            <w:pPr>
+              <w:rPr>
+                <w:rFonts w:ascii="Cambria" w:eastAsia="Cambria" w:hAnsi="Cambria" w:cs="Cambria"/>
+                <w:bCs/>
+                <w:sz w:val="20"/>
+                <w:szCs w:val="20"/>
               </w:rPr>
             </w:pPr>
           </w:p>
@@ -2261,16 +2287,16 @@
               <w:rPr>
                 <w:rFonts w:ascii="Cambria" w:eastAsia="Cambria" w:hAnsi="Cambria" w:cs="Cambria"/>
                 <w:bCs/>
-                <w:sz w:val="18"/>
-                <w:szCs w:val="18"/>
-              </w:rPr>
-            </w:pPr>
-            <w:r>
-              <w:rPr>
-                <w:rFonts w:ascii="Cambria" w:eastAsia="Cambria" w:hAnsi="Cambria" w:cs="Cambria"/>
-                <w:bCs/>
-                <w:sz w:val="18"/>
-                <w:szCs w:val="18"/>
+                <w:sz w:val="20"/>
+                <w:szCs w:val="20"/>
+              </w:rPr>
+            </w:pPr>
+            <w:r>
+              <w:rPr>
+                <w:rFonts w:ascii="Cambria" w:eastAsia="Cambria" w:hAnsi="Cambria" w:cs="Cambria"/>
+                <w:bCs/>
+                <w:sz w:val="20"/>
+                <w:szCs w:val="20"/>
               </w:rPr>
               <w:t>14</w:t>
             </w:r>
@@ -2280,18 +2306,18 @@
               <w:rPr>
                 <w:rFonts w:ascii="Cambria" w:eastAsia="Cambria" w:hAnsi="Cambria" w:cs="Cambria"/>
                 <w:bCs/>
-                <w:sz w:val="8"/>
-                <w:szCs w:val="18"/>
-              </w:rPr>
-            </w:pPr>
-          </w:p>
-          <w:p>
-            <w:pPr>
-              <w:rPr>
-                <w:rFonts w:ascii="Cambria" w:eastAsia="Cambria" w:hAnsi="Cambria" w:cs="Cambria"/>
-                <w:bCs/>
-                <w:sz w:val="18"/>
-                <w:szCs w:val="18"/>
+                <w:sz w:val="20"/>
+                <w:szCs w:val="20"/>
+              </w:rPr>
+            </w:pPr>
+          </w:p>
+          <w:p>
+            <w:pPr>
+              <w:rPr>
+                <w:rFonts w:ascii="Cambria" w:eastAsia="Cambria" w:hAnsi="Cambria" w:cs="Cambria"/>
+                <w:bCs/>
+                <w:sz w:val="20"/>
+                <w:szCs w:val="20"/>
               </w:rPr>
             </w:pPr>
           </w:p>
@@ -2305,16 +2331,16 @@
               <w:rPr>
                 <w:rFonts w:ascii="Cambria" w:eastAsia="Cambria" w:hAnsi="Cambria" w:cs="Cambria"/>
                 <w:bCs/>
-                <w:sz w:val="18"/>
-                <w:szCs w:val="18"/>
-              </w:rPr>
-            </w:pPr>
-            <w:r>
-              <w:rPr>
-                <w:rFonts w:ascii="Cambria" w:eastAsia="Cambria" w:hAnsi="Cambria" w:cs="Cambria"/>
-                <w:bCs/>
-                <w:sz w:val="18"/>
-                <w:szCs w:val="18"/>
+                <w:sz w:val="20"/>
+                <w:szCs w:val="20"/>
+              </w:rPr>
+            </w:pPr>
+            <w:r>
+              <w:rPr>
+                <w:rFonts w:ascii="Cambria" w:eastAsia="Cambria" w:hAnsi="Cambria" w:cs="Cambria"/>
+                <w:bCs/>
+                <w:sz w:val="20"/>
+                <w:szCs w:val="20"/>
               </w:rPr>
               <w:t>15</w:t>
             </w:r>
@@ -2324,18 +2350,18 @@
               <w:rPr>
                 <w:rFonts w:ascii="Cambria" w:eastAsia="Cambria" w:hAnsi="Cambria" w:cs="Cambria"/>
                 <w:bCs/>
-                <w:sz w:val="8"/>
-                <w:szCs w:val="18"/>
-              </w:rPr>
-            </w:pPr>
-          </w:p>
-          <w:p>
-            <w:pPr>
-              <w:rPr>
-                <w:rFonts w:ascii="Cambria" w:eastAsia="Cambria" w:hAnsi="Cambria" w:cs="Cambria"/>
-                <w:bCs/>
-                <w:sz w:val="18"/>
-                <w:szCs w:val="18"/>
+                <w:sz w:val="20"/>
+                <w:szCs w:val="20"/>
+              </w:rPr>
+            </w:pPr>
+          </w:p>
+          <w:p>
+            <w:pPr>
+              <w:rPr>
+                <w:rFonts w:ascii="Cambria" w:eastAsia="Cambria" w:hAnsi="Cambria" w:cs="Cambria"/>
+                <w:bCs/>
+                <w:sz w:val="20"/>
+                <w:szCs w:val="20"/>
               </w:rPr>
             </w:pPr>
           </w:p>
@@ -2349,16 +2375,16 @@
               <w:rPr>
                 <w:rFonts w:ascii="Cambria" w:eastAsia="Cambria" w:hAnsi="Cambria" w:cs="Cambria"/>
                 <w:bCs/>
-                <w:sz w:val="18"/>
-                <w:szCs w:val="18"/>
-              </w:rPr>
-            </w:pPr>
-            <w:r>
-              <w:rPr>
-                <w:rFonts w:ascii="Cambria" w:eastAsia="Cambria" w:hAnsi="Cambria" w:cs="Cambria"/>
-                <w:bCs/>
-                <w:sz w:val="18"/>
-                <w:szCs w:val="18"/>
+                <w:sz w:val="20"/>
+                <w:szCs w:val="20"/>
+              </w:rPr>
+            </w:pPr>
+            <w:r>
+              <w:rPr>
+                <w:rFonts w:ascii="Cambria" w:eastAsia="Cambria" w:hAnsi="Cambria" w:cs="Cambria"/>
+                <w:bCs/>
+                <w:sz w:val="20"/>
+                <w:szCs w:val="20"/>
               </w:rPr>
               <w:t>16</w:t>
             </w:r>
@@ -2368,18 +2394,18 @@
               <w:rPr>
                 <w:rFonts w:ascii="Cambria" w:eastAsia="Cambria" w:hAnsi="Cambria" w:cs="Cambria"/>
                 <w:bCs/>
-                <w:sz w:val="8"/>
-                <w:szCs w:val="18"/>
-              </w:rPr>
-            </w:pPr>
-          </w:p>
-          <w:p>
-            <w:pPr>
-              <w:rPr>
-                <w:rFonts w:ascii="Cambria" w:eastAsia="Cambria" w:hAnsi="Cambria" w:cs="Cambria"/>
-                <w:bCs/>
-                <w:sz w:val="18"/>
-                <w:szCs w:val="18"/>
+                <w:sz w:val="20"/>
+                <w:szCs w:val="20"/>
+              </w:rPr>
+            </w:pPr>
+          </w:p>
+          <w:p>
+            <w:pPr>
+              <w:rPr>
+                <w:rFonts w:ascii="Cambria" w:eastAsia="Cambria" w:hAnsi="Cambria" w:cs="Cambria"/>
+                <w:bCs/>
+                <w:sz w:val="20"/>
+                <w:szCs w:val="20"/>
               </w:rPr>
             </w:pPr>
           </w:p>
@@ -2399,37 +2425,48 @@
               <w:rPr>
                 <w:rFonts w:ascii="Cambria" w:eastAsia="Cambria" w:hAnsi="Cambria" w:cs="Cambria"/>
                 <w:bCs/>
-                <w:sz w:val="18"/>
-                <w:szCs w:val="18"/>
-              </w:rPr>
-            </w:pPr>
-            <w:r>
-              <w:rPr>
-                <w:rFonts w:ascii="Cambria" w:eastAsia="Cambria" w:hAnsi="Cambria" w:cs="Cambria"/>
-                <w:bCs/>
-                <w:sz w:val="18"/>
-                <w:szCs w:val="18"/>
+                <w:sz w:val="20"/>
+                <w:szCs w:val="20"/>
+              </w:rPr>
+            </w:pPr>
+            <w:r>
+              <w:rPr>
+                <w:rFonts w:ascii="Cambria" w:eastAsia="Cambria" w:hAnsi="Cambria" w:cs="Cambria"/>
+                <w:bCs/>
+                <w:sz w:val="20"/>
+                <w:szCs w:val="20"/>
               </w:rPr>
               <w:t>1</w:t>
             </w:r>
           </w:p>
           <w:p>
             <w:pPr>
-              <w:rPr>
-                <w:rFonts w:ascii="Cambria" w:eastAsia="Cambria" w:hAnsi="Cambria" w:cs="Cambria"/>
-                <w:bCs/>
-                <w:sz w:val="8"/>
-                <w:szCs w:val="18"/>
-              </w:rPr>
-            </w:pPr>
-          </w:p>
-          <w:p>
-            <w:pPr>
-              <w:rPr>
-                <w:rFonts w:ascii="Cambria" w:eastAsia="Cambria" w:hAnsi="Cambria" w:cs="Cambria"/>
-                <w:bCs/>
-                <w:sz w:val="18"/>
-                <w:szCs w:val="18"/>
+              <w:jc w:val="center"/>
+              <w:rPr>
+                <w:rFonts w:ascii="Cambria" w:eastAsia="Cambria" w:hAnsi="Cambria" w:cs="Cambria"/>
+                <w:bCs/>
+                <w:sz w:val="28"/>
+                <w:szCs w:val="28"/>
+              </w:rPr>
+            </w:pPr>
+            <w:r>
+              <w:rPr>
+                <w:rFonts w:ascii="Cambria" w:eastAsia="Cambria" w:hAnsi="Cambria" w:cs="Cambria"/>
+                <w:bCs/>
+                <w:sz w:val="28"/>
+                <w:szCs w:val="28"/>
+              </w:rPr>
+              <w:t>{ws_1}</w:t>
+            </w:r>
+          </w:p>
+          <w:p>
+            <w:pPr>
+              <w:jc w:val="center"/>
+              <w:rPr>
+                <w:rFonts w:ascii="Cambria" w:eastAsia="Cambria" w:hAnsi="Cambria" w:cs="Cambria"/>
+                <w:bCs/>
+                <w:sz w:val="20"/>
+                <w:szCs w:val="20"/>
               </w:rPr>
             </w:pPr>
           </w:p>
@@ -2443,37 +2480,48 @@
               <w:rPr>
                 <w:rFonts w:ascii="Cambria" w:eastAsia="Cambria" w:hAnsi="Cambria" w:cs="Cambria"/>
                 <w:bCs/>
-                <w:sz w:val="18"/>
-                <w:szCs w:val="18"/>
-              </w:rPr>
-            </w:pPr>
-            <w:r>
-              <w:rPr>
-                <w:rFonts w:ascii="Cambria" w:eastAsia="Cambria" w:hAnsi="Cambria" w:cs="Cambria"/>
-                <w:bCs/>
-                <w:sz w:val="18"/>
-                <w:szCs w:val="18"/>
+                <w:sz w:val="20"/>
+                <w:szCs w:val="20"/>
+              </w:rPr>
+            </w:pPr>
+            <w:r>
+              <w:rPr>
+                <w:rFonts w:ascii="Cambria" w:eastAsia="Cambria" w:hAnsi="Cambria" w:cs="Cambria"/>
+                <w:bCs/>
+                <w:sz w:val="20"/>
+                <w:szCs w:val="20"/>
               </w:rPr>
               <w:t>2</w:t>
             </w:r>
           </w:p>
           <w:p>
             <w:pPr>
-              <w:rPr>
-                <w:rFonts w:ascii="Cambria" w:eastAsia="Cambria" w:hAnsi="Cambria" w:cs="Cambria"/>
-                <w:bCs/>
-                <w:sz w:val="8"/>
-                <w:szCs w:val="18"/>
-              </w:rPr>
-            </w:pPr>
-          </w:p>
-          <w:p>
-            <w:pPr>
-              <w:rPr>
-                <w:rFonts w:ascii="Cambria" w:eastAsia="Cambria" w:hAnsi="Cambria" w:cs="Cambria"/>
-                <w:bCs/>
-                <w:sz w:val="18"/>
-                <w:szCs w:val="18"/>
+              <w:jc w:val="center"/>
+              <w:rPr>
+                <w:rFonts w:ascii="Cambria" w:eastAsia="Cambria" w:hAnsi="Cambria" w:cs="Cambria"/>
+                <w:bCs/>
+                <w:sz w:val="28"/>
+                <w:szCs w:val="28"/>
+              </w:rPr>
+            </w:pPr>
+            <w:r>
+              <w:rPr>
+                <w:rFonts w:ascii="Cambria" w:eastAsia="Cambria" w:hAnsi="Cambria" w:cs="Cambria"/>
+                <w:bCs/>
+                <w:sz w:val="28"/>
+                <w:szCs w:val="28"/>
+              </w:rPr>
+              <w:t>{ws_2}</w:t>
+            </w:r>
+          </w:p>
+          <w:p>
+            <w:pPr>
+              <w:jc w:val="center"/>
+              <w:rPr>
+                <w:rFonts w:ascii="Cambria" w:eastAsia="Cambria" w:hAnsi="Cambria" w:cs="Cambria"/>
+                <w:bCs/>
+                <w:sz w:val="20"/>
+                <w:szCs w:val="20"/>
               </w:rPr>
             </w:pPr>
           </w:p>
@@ -2487,37 +2535,48 @@
               <w:rPr>
                 <w:rFonts w:ascii="Cambria" w:eastAsia="Cambria" w:hAnsi="Cambria" w:cs="Cambria"/>
                 <w:bCs/>
-                <w:sz w:val="18"/>
-                <w:szCs w:val="18"/>
-              </w:rPr>
-            </w:pPr>
-            <w:r>
-              <w:rPr>
-                <w:rFonts w:ascii="Cambria" w:eastAsia="Cambria" w:hAnsi="Cambria" w:cs="Cambria"/>
-                <w:bCs/>
-                <w:sz w:val="18"/>
-                <w:szCs w:val="18"/>
+                <w:sz w:val="20"/>
+                <w:szCs w:val="20"/>
+              </w:rPr>
+            </w:pPr>
+            <w:r>
+              <w:rPr>
+                <w:rFonts w:ascii="Cambria" w:eastAsia="Cambria" w:hAnsi="Cambria" w:cs="Cambria"/>
+                <w:bCs/>
+                <w:sz w:val="20"/>
+                <w:szCs w:val="20"/>
               </w:rPr>
               <w:t>3</w:t>
             </w:r>
           </w:p>
           <w:p>
             <w:pPr>
-              <w:rPr>
-                <w:rFonts w:ascii="Cambria" w:eastAsia="Cambria" w:hAnsi="Cambria" w:cs="Cambria"/>
-                <w:bCs/>
-                <w:sz w:val="8"/>
-                <w:szCs w:val="18"/>
-              </w:rPr>
-            </w:pPr>
-          </w:p>
-          <w:p>
-            <w:pPr>
-              <w:rPr>
-                <w:rFonts w:ascii="Cambria" w:eastAsia="Cambria" w:hAnsi="Cambria" w:cs="Cambria"/>
-                <w:bCs/>
-                <w:sz w:val="18"/>
-                <w:szCs w:val="18"/>
+              <w:jc w:val="center"/>
+              <w:rPr>
+                <w:rFonts w:ascii="Cambria" w:eastAsia="Cambria" w:hAnsi="Cambria" w:cs="Cambria"/>
+                <w:bCs/>
+                <w:sz w:val="28"/>
+                <w:szCs w:val="28"/>
+              </w:rPr>
+            </w:pPr>
+            <w:r>
+              <w:rPr>
+                <w:rFonts w:ascii="Cambria" w:eastAsia="Cambria" w:hAnsi="Cambria" w:cs="Cambria"/>
+                <w:bCs/>
+                <w:sz w:val="28"/>
+                <w:szCs w:val="28"/>
+              </w:rPr>
+              <w:t>{ws_3}</w:t>
+            </w:r>
+          </w:p>
+          <w:p>
+            <w:pPr>
+              <w:jc w:val="center"/>
+              <w:rPr>
+                <w:rFonts w:ascii="Cambria" w:eastAsia="Cambria" w:hAnsi="Cambria" w:cs="Cambria"/>
+                <w:bCs/>
+                <w:sz w:val="20"/>
+                <w:szCs w:val="20"/>
               </w:rPr>
             </w:pPr>
           </w:p>
@@ -2528,19 +2587,20 @@
           </w:tcPr>
           <w:p>
             <w:pPr>
-              <w:rPr>
-                <w:rFonts w:ascii="Cambria" w:eastAsia="Cambria" w:hAnsi="Cambria" w:cs="Cambria"/>
-                <w:bCs/>
-                <w:sz w:val="18"/>
-                <w:szCs w:val="18"/>
-              </w:rPr>
-            </w:pPr>
-            <w:r>
-              <w:rPr>
-                <w:rFonts w:ascii="Cambria" w:eastAsia="Cambria" w:hAnsi="Cambria" w:cs="Cambria"/>
-                <w:bCs/>
-                <w:sz w:val="18"/>
-                <w:szCs w:val="18"/>
+              <w:jc w:val="both"/>
+              <w:rPr>
+                <w:rFonts w:ascii="Cambria" w:eastAsia="Cambria" w:hAnsi="Cambria" w:cs="Cambria"/>
+                <w:bCs/>
+                <w:sz w:val="20"/>
+                <w:szCs w:val="20"/>
+              </w:rPr>
+            </w:pPr>
+            <w:r>
+              <w:rPr>
+                <w:rFonts w:ascii="Cambria" w:eastAsia="Cambria" w:hAnsi="Cambria" w:cs="Cambria"/>
+                <w:bCs/>
+                <w:sz w:val="20"/>
+                <w:szCs w:val="20"/>
               </w:rPr>
               <w:t>4</w:t>
             </w:r>
@@ -2550,18 +2610,18 @@
               <w:rPr>
                 <w:rFonts w:ascii="Cambria" w:eastAsia="Cambria" w:hAnsi="Cambria" w:cs="Cambria"/>
                 <w:bCs/>
-                <w:sz w:val="8"/>
-                <w:szCs w:val="18"/>
-              </w:rPr>
-            </w:pPr>
-          </w:p>
-          <w:p>
-            <w:pPr>
-              <w:rPr>
-                <w:rFonts w:ascii="Cambria" w:eastAsia="Cambria" w:hAnsi="Cambria" w:cs="Cambria"/>
-                <w:bCs/>
-                <w:sz w:val="18"/>
-                <w:szCs w:val="18"/>
+                <w:sz w:val="20"/>
+                <w:szCs w:val="20"/>
+              </w:rPr>
+            </w:pPr>
+          </w:p>
+          <w:p>
+            <w:pPr>
+              <w:rPr>
+                <w:rFonts w:ascii="Cambria" w:eastAsia="Cambria" w:hAnsi="Cambria" w:cs="Cambria"/>
+                <w:bCs/>
+                <w:sz w:val="20"/>
+                <w:szCs w:val="20"/>
               </w:rPr>
             </w:pPr>
           </w:p>
@@ -2579,8 +2639,8 @@
               <w:rPr>
                 <w:rFonts w:ascii="Cambria" w:eastAsia="Cambria" w:hAnsi="Cambria" w:cs="Cambria"/>
                 <w:bCs/>
-                <w:sz w:val="18"/>
-                <w:szCs w:val="18"/>
+                <w:sz w:val="20"/>
+                <w:szCs w:val="20"/>
               </w:rPr>
             </w:pPr>
           </w:p>
@@ -2594,16 +2654,16 @@
               <w:rPr>
                 <w:rFonts w:ascii="Cambria" w:eastAsia="Cambria" w:hAnsi="Cambria" w:cs="Cambria"/>
                 <w:bCs/>
-                <w:sz w:val="18"/>
-                <w:szCs w:val="18"/>
-              </w:rPr>
-            </w:pPr>
-            <w:r>
-              <w:rPr>
-                <w:rFonts w:ascii="Cambria" w:eastAsia="Cambria" w:hAnsi="Cambria" w:cs="Cambria"/>
-                <w:bCs/>
-                <w:sz w:val="18"/>
-                <w:szCs w:val="18"/>
+                <w:sz w:val="20"/>
+                <w:szCs w:val="20"/>
+              </w:rPr>
+            </w:pPr>
+            <w:r>
+              <w:rPr>
+                <w:rFonts w:ascii="Cambria" w:eastAsia="Cambria" w:hAnsi="Cambria" w:cs="Cambria"/>
+                <w:bCs/>
+                <w:sz w:val="20"/>
+                <w:szCs w:val="20"/>
               </w:rPr>
               <w:t>5</w:t>
             </w:r>
@@ -2613,18 +2673,18 @@
               <w:rPr>
                 <w:rFonts w:ascii="Cambria" w:eastAsia="Cambria" w:hAnsi="Cambria" w:cs="Cambria"/>
                 <w:bCs/>
-                <w:sz w:val="8"/>
-                <w:szCs w:val="18"/>
-              </w:rPr>
-            </w:pPr>
-          </w:p>
-          <w:p>
-            <w:pPr>
-              <w:rPr>
-                <w:rFonts w:ascii="Cambria" w:eastAsia="Cambria" w:hAnsi="Cambria" w:cs="Cambria"/>
-                <w:bCs/>
-                <w:sz w:val="18"/>
-                <w:szCs w:val="18"/>
+                <w:sz w:val="20"/>
+                <w:szCs w:val="20"/>
+              </w:rPr>
+            </w:pPr>
+          </w:p>
+          <w:p>
+            <w:pPr>
+              <w:rPr>
+                <w:rFonts w:ascii="Cambria" w:eastAsia="Cambria" w:hAnsi="Cambria" w:cs="Cambria"/>
+                <w:bCs/>
+                <w:sz w:val="20"/>
+                <w:szCs w:val="20"/>
               </w:rPr>
             </w:pPr>
           </w:p>
@@ -2638,16 +2698,16 @@
               <w:rPr>
                 <w:rFonts w:ascii="Cambria" w:eastAsia="Cambria" w:hAnsi="Cambria" w:cs="Cambria"/>
                 <w:bCs/>
-                <w:sz w:val="18"/>
-                <w:szCs w:val="18"/>
-              </w:rPr>
-            </w:pPr>
-            <w:r>
-              <w:rPr>
-                <w:rFonts w:ascii="Cambria" w:eastAsia="Cambria" w:hAnsi="Cambria" w:cs="Cambria"/>
-                <w:bCs/>
-                <w:sz w:val="18"/>
-                <w:szCs w:val="18"/>
+                <w:sz w:val="20"/>
+                <w:szCs w:val="20"/>
+              </w:rPr>
+            </w:pPr>
+            <w:r>
+              <w:rPr>
+                <w:rFonts w:ascii="Cambria" w:eastAsia="Cambria" w:hAnsi="Cambria" w:cs="Cambria"/>
+                <w:bCs/>
+                <w:sz w:val="20"/>
+                <w:szCs w:val="20"/>
               </w:rPr>
               <w:t>6</w:t>
             </w:r>
@@ -2657,18 +2717,18 @@
               <w:rPr>
                 <w:rFonts w:ascii="Cambria" w:eastAsia="Cambria" w:hAnsi="Cambria" w:cs="Cambria"/>
                 <w:bCs/>
-                <w:sz w:val="8"/>
-                <w:szCs w:val="18"/>
-              </w:rPr>
-            </w:pPr>
-          </w:p>
-          <w:p>
-            <w:pPr>
-              <w:rPr>
-                <w:rFonts w:ascii="Cambria" w:eastAsia="Cambria" w:hAnsi="Cambria" w:cs="Cambria"/>
-                <w:bCs/>
-                <w:sz w:val="18"/>
-                <w:szCs w:val="18"/>
+                <w:sz w:val="20"/>
+                <w:szCs w:val="20"/>
+              </w:rPr>
+            </w:pPr>
+          </w:p>
+          <w:p>
+            <w:pPr>
+              <w:rPr>
+                <w:rFonts w:ascii="Cambria" w:eastAsia="Cambria" w:hAnsi="Cambria" w:cs="Cambria"/>
+                <w:bCs/>
+                <w:sz w:val="20"/>
+                <w:szCs w:val="20"/>
               </w:rPr>
             </w:pPr>
           </w:p>
@@ -2682,16 +2742,16 @@
               <w:rPr>
                 <w:rFonts w:ascii="Cambria" w:eastAsia="Cambria" w:hAnsi="Cambria" w:cs="Cambria"/>
                 <w:bCs/>
-                <w:sz w:val="18"/>
-                <w:szCs w:val="18"/>
-              </w:rPr>
-            </w:pPr>
-            <w:r>
-              <w:rPr>
-                <w:rFonts w:ascii="Cambria" w:eastAsia="Cambria" w:hAnsi="Cambria" w:cs="Cambria"/>
-                <w:bCs/>
-                <w:sz w:val="18"/>
-                <w:szCs w:val="18"/>
+                <w:sz w:val="20"/>
+                <w:szCs w:val="20"/>
+              </w:rPr>
+            </w:pPr>
+            <w:r>
+              <w:rPr>
+                <w:rFonts w:ascii="Cambria" w:eastAsia="Cambria" w:hAnsi="Cambria" w:cs="Cambria"/>
+                <w:bCs/>
+                <w:sz w:val="20"/>
+                <w:szCs w:val="20"/>
               </w:rPr>
               <w:t>7</w:t>
             </w:r>
@@ -2701,18 +2761,18 @@
               <w:rPr>
                 <w:rFonts w:ascii="Cambria" w:eastAsia="Cambria" w:hAnsi="Cambria" w:cs="Cambria"/>
                 <w:bCs/>
-                <w:sz w:val="8"/>
-                <w:szCs w:val="18"/>
-              </w:rPr>
-            </w:pPr>
-          </w:p>
-          <w:p>
-            <w:pPr>
-              <w:rPr>
-                <w:rFonts w:ascii="Cambria" w:eastAsia="Cambria" w:hAnsi="Cambria" w:cs="Cambria"/>
-                <w:bCs/>
-                <w:sz w:val="18"/>
-                <w:szCs w:val="18"/>
+                <w:sz w:val="20"/>
+                <w:szCs w:val="20"/>
+              </w:rPr>
+            </w:pPr>
+          </w:p>
+          <w:p>
+            <w:pPr>
+              <w:rPr>
+                <w:rFonts w:ascii="Cambria" w:eastAsia="Cambria" w:hAnsi="Cambria" w:cs="Cambria"/>
+                <w:bCs/>
+                <w:sz w:val="20"/>
+                <w:szCs w:val="20"/>
               </w:rPr>
             </w:pPr>
           </w:p>
@@ -2726,16 +2786,16 @@
               <w:rPr>
                 <w:rFonts w:ascii="Cambria" w:eastAsia="Cambria" w:hAnsi="Cambria" w:cs="Cambria"/>
                 <w:bCs/>
-                <w:sz w:val="18"/>
-                <w:szCs w:val="18"/>
-              </w:rPr>
-            </w:pPr>
-            <w:r>
-              <w:rPr>
-                <w:rFonts w:ascii="Cambria" w:eastAsia="Cambria" w:hAnsi="Cambria" w:cs="Cambria"/>
-                <w:bCs/>
-                <w:sz w:val="18"/>
-                <w:szCs w:val="18"/>
+                <w:sz w:val="20"/>
+                <w:szCs w:val="20"/>
+              </w:rPr>
+            </w:pPr>
+            <w:r>
+              <w:rPr>
+                <w:rFonts w:ascii="Cambria" w:eastAsia="Cambria" w:hAnsi="Cambria" w:cs="Cambria"/>
+                <w:bCs/>
+                <w:sz w:val="20"/>
+                <w:szCs w:val="20"/>
               </w:rPr>
               <w:t>8</w:t>
             </w:r>
@@ -2745,18 +2805,18 @@
               <w:rPr>
                 <w:rFonts w:ascii="Cambria" w:eastAsia="Cambria" w:hAnsi="Cambria" w:cs="Cambria"/>
                 <w:bCs/>
-                <w:sz w:val="8"/>
-                <w:szCs w:val="18"/>
-              </w:rPr>
-            </w:pPr>
-          </w:p>
-          <w:p>
-            <w:pPr>
-              <w:rPr>
-                <w:rFonts w:ascii="Cambria" w:eastAsia="Cambria" w:hAnsi="Cambria" w:cs="Cambria"/>
-                <w:bCs/>
-                <w:sz w:val="18"/>
-                <w:szCs w:val="18"/>
+                <w:sz w:val="20"/>
+                <w:szCs w:val="20"/>
+              </w:rPr>
+            </w:pPr>
+          </w:p>
+          <w:p>
+            <w:pPr>
+              <w:rPr>
+                <w:rFonts w:ascii="Cambria" w:eastAsia="Cambria" w:hAnsi="Cambria" w:cs="Cambria"/>
+                <w:bCs/>
+                <w:sz w:val="20"/>
+                <w:szCs w:val="20"/>
               </w:rPr>
             </w:pPr>
           </w:p>
@@ -2816,8 +2876,6 @@
         </w:rPr>
         <w:t>_____________________________________________________________________________________________</w:t>
       </w:r>
-      <w:bookmarkStart w:id="0" w:name="_GoBack"/>
-      <w:bookmarkEnd w:id="0"/>
     </w:p>
     <w:p>
       <w:pPr>
@@ -3024,6 +3082,7 @@
                 <w:b/>
                 <w:u w:val="single"/>
               </w:rPr>
+              <w:lastRenderedPageBreak/>
               <w:t>MR.</w:t>
             </w:r>
             <w:r>
@@ -3110,7 +3169,6 @@
               <w:rPr>
                 <w:rFonts w:ascii="Cambria" w:eastAsia="Cambria" w:hAnsi="Cambria" w:cs="Cambria"/>
               </w:rPr>
-              <w:lastRenderedPageBreak/>
               <w:t>Laboratory Custodian</w:t>
             </w:r>
           </w:p>

--- a/frontend/public/DAR_Template_Final.docx
+++ b/frontend/public/DAR_Template_Final.docx
@@ -74,7 +74,39 @@
           <w:sz w:val="24"/>
           <w:szCs w:val="24"/>
         </w:rPr>
-        <w:t>, School Year 202____-202___</w:t>
+        <w:t>, School Year 202____</w:t>
+      </w:r>
+      <w:r>
+        <w:rPr>
+          <w:rFonts w:ascii="Cambria" w:eastAsia="Cambria" w:hAnsi="Cambria" w:cs="Cambria"/>
+          <w:sz w:val="24"/>
+          <w:szCs w:val="24"/>
+        </w:rPr>
+        <w:t xml:space="preserve"> </w:t>
+      </w:r>
+      <w:r>
+        <w:rPr>
+          <w:rFonts w:ascii="Cambria" w:eastAsia="Cambria" w:hAnsi="Cambria" w:cs="Cambria"/>
+          <w:sz w:val="24"/>
+          <w:szCs w:val="24"/>
+        </w:rPr>
+        <w:t>-</w:t>
+      </w:r>
+      <w:r>
+        <w:rPr>
+          <w:rFonts w:ascii="Cambria" w:eastAsia="Cambria" w:hAnsi="Cambria" w:cs="Cambria"/>
+          <w:sz w:val="24"/>
+          <w:szCs w:val="24"/>
+        </w:rPr>
+        <w:t xml:space="preserve"> </w:t>
+      </w:r>
+      <w:r>
+        <w:rPr>
+          <w:rFonts w:ascii="Cambria" w:eastAsia="Cambria" w:hAnsi="Cambria" w:cs="Cambria"/>
+          <w:sz w:val="24"/>
+          <w:szCs w:val="24"/>
+        </w:rPr>
+        <w:t>202___</w:t>
       </w:r>
     </w:p>
     <w:p>
@@ -189,8 +221,9 @@
                 <w:szCs w:val="24"/>
                 <w:u w:val="single"/>
               </w:rPr>
-              <w:t>{lab</w:t>
-            </w:r>
+              <w:t>{</w:t>
+            </w:r>
+            <w:proofErr w:type="spellStart"/>
             <w:r>
               <w:rPr>
                 <w:rFonts w:ascii="Cambria" w:eastAsia="Cambria" w:hAnsi="Cambria" w:cs="Cambria"/>
@@ -198,8 +231,47 @@
                 <w:szCs w:val="24"/>
                 <w:u w:val="single"/>
               </w:rPr>
-              <w:t>_name}</w:t>
-            </w:r>
+              <w:t>lab</w:t>
+            </w:r>
+            <w:r>
+              <w:rPr>
+                <w:rFonts w:ascii="Cambria" w:eastAsia="Cambria" w:hAnsi="Cambria" w:cs="Cambria"/>
+                <w:sz w:val="24"/>
+                <w:szCs w:val="24"/>
+                <w:u w:val="single"/>
+              </w:rPr>
+              <w:t>_name</w:t>
+            </w:r>
+            <w:proofErr w:type="spellEnd"/>
+            <w:r>
+              <w:rPr>
+                <w:rFonts w:ascii="Cambria" w:eastAsia="Cambria" w:hAnsi="Cambria" w:cs="Cambria"/>
+                <w:sz w:val="24"/>
+                <w:szCs w:val="24"/>
+                <w:u w:val="single"/>
+              </w:rPr>
+              <w:t>}</w:t>
+            </w:r>
+            <w:r>
+              <w:rPr>
+                <w:rFonts w:ascii="Cambria" w:eastAsia="Cambria" w:hAnsi="Cambria" w:cs="Cambria"/>
+                <w:sz w:val="24"/>
+                <w:szCs w:val="24"/>
+                <w:u w:val="single"/>
+              </w:rPr>
+              <w:t>__</w:t>
+            </w:r>
+            <w:r>
+              <w:rPr>
+                <w:rFonts w:ascii="Cambria" w:eastAsia="Cambria" w:hAnsi="Cambria" w:cs="Cambria"/>
+                <w:sz w:val="24"/>
+                <w:szCs w:val="24"/>
+                <w:u w:val="single"/>
+              </w:rPr>
+              <w:t>___</w:t>
+            </w:r>
+            <w:bookmarkStart w:id="0" w:name="_GoBack"/>
+            <w:bookmarkEnd w:id="0"/>
           </w:p>
         </w:tc>
       </w:tr>
@@ -891,9 +963,9 @@
         <w:tblLook w:val="04A0" w:firstRow="1" w:lastRow="0" w:firstColumn="1" w:lastColumn="0" w:noHBand="0" w:noVBand="1"/>
       </w:tblPr>
       <w:tblGrid>
-        <w:gridCol w:w="1029"/>
-        <w:gridCol w:w="1029"/>
-        <w:gridCol w:w="1029"/>
+        <w:gridCol w:w="864"/>
+        <w:gridCol w:w="864"/>
+        <w:gridCol w:w="864"/>
         <w:gridCol w:w="864"/>
         <w:gridCol w:w="576"/>
         <w:gridCol w:w="864"/>
@@ -2254,8 +2326,6 @@
               </w:rPr>
               <w:t>13</w:t>
             </w:r>
-            <w:bookmarkStart w:id="0" w:name="_GoBack"/>
-            <w:bookmarkEnd w:id="0"/>
           </w:p>
           <w:p>
             <w:pPr>
@@ -2449,125 +2519,87 @@
                 <w:szCs w:val="28"/>
               </w:rPr>
             </w:pPr>
-            <w:r>
+          </w:p>
+          <w:p>
+            <w:pPr>
+              <w:jc w:val="center"/>
+              <w:rPr>
+                <w:rFonts w:ascii="Cambria" w:eastAsia="Cambria" w:hAnsi="Cambria" w:cs="Cambria"/>
+                <w:bCs/>
+                <w:sz w:val="20"/>
+                <w:szCs w:val="20"/>
+              </w:rPr>
+            </w:pPr>
+          </w:p>
+        </w:tc>
+        <w:tc>
+          <w:tcPr>
+            <w:tcW w:w="864" w:type="dxa"/>
+          </w:tcPr>
+          <w:p>
+            <w:pPr>
+              <w:rPr>
+                <w:rFonts w:ascii="Cambria" w:eastAsia="Cambria" w:hAnsi="Cambria" w:cs="Cambria"/>
+                <w:bCs/>
+                <w:sz w:val="20"/>
+                <w:szCs w:val="20"/>
+              </w:rPr>
+            </w:pPr>
+            <w:r>
+              <w:rPr>
+                <w:rFonts w:ascii="Cambria" w:eastAsia="Cambria" w:hAnsi="Cambria" w:cs="Cambria"/>
+                <w:bCs/>
+                <w:sz w:val="20"/>
+                <w:szCs w:val="20"/>
+              </w:rPr>
+              <w:t>2</w:t>
+            </w:r>
+          </w:p>
+          <w:p>
+            <w:pPr>
+              <w:jc w:val="center"/>
+              <w:rPr>
+                <w:rFonts w:ascii="Cambria" w:eastAsia="Cambria" w:hAnsi="Cambria" w:cs="Cambria"/>
+                <w:bCs/>
+                <w:sz w:val="20"/>
+                <w:szCs w:val="20"/>
+              </w:rPr>
+            </w:pPr>
+          </w:p>
+        </w:tc>
+        <w:tc>
+          <w:tcPr>
+            <w:tcW w:w="864" w:type="dxa"/>
+          </w:tcPr>
+          <w:p>
+            <w:pPr>
+              <w:rPr>
+                <w:rFonts w:ascii="Cambria" w:eastAsia="Cambria" w:hAnsi="Cambria" w:cs="Cambria"/>
+                <w:bCs/>
+                <w:sz w:val="20"/>
+                <w:szCs w:val="20"/>
+              </w:rPr>
+            </w:pPr>
+            <w:r>
+              <w:rPr>
+                <w:rFonts w:ascii="Cambria" w:eastAsia="Cambria" w:hAnsi="Cambria" w:cs="Cambria"/>
+                <w:bCs/>
+                <w:sz w:val="20"/>
+                <w:szCs w:val="20"/>
+              </w:rPr>
+              <w:t>3</w:t>
+            </w:r>
+          </w:p>
+          <w:p>
+            <w:pPr>
+              <w:jc w:val="center"/>
               <w:rPr>
                 <w:rFonts w:ascii="Cambria" w:eastAsia="Cambria" w:hAnsi="Cambria" w:cs="Cambria"/>
                 <w:bCs/>
                 <w:sz w:val="28"/>
                 <w:szCs w:val="28"/>
               </w:rPr>
-              <w:t>{ws_1}</w:t>
-            </w:r>
-          </w:p>
-          <w:p>
-            <w:pPr>
-              <w:jc w:val="center"/>
-              <w:rPr>
-                <w:rFonts w:ascii="Cambria" w:eastAsia="Cambria" w:hAnsi="Cambria" w:cs="Cambria"/>
-                <w:bCs/>
-                <w:sz w:val="20"/>
-                <w:szCs w:val="20"/>
-              </w:rPr>
-            </w:pPr>
-          </w:p>
-        </w:tc>
-        <w:tc>
-          <w:tcPr>
-            <w:tcW w:w="864" w:type="dxa"/>
-          </w:tcPr>
-          <w:p>
-            <w:pPr>
-              <w:rPr>
-                <w:rFonts w:ascii="Cambria" w:eastAsia="Cambria" w:hAnsi="Cambria" w:cs="Cambria"/>
-                <w:bCs/>
-                <w:sz w:val="20"/>
-                <w:szCs w:val="20"/>
-              </w:rPr>
-            </w:pPr>
-            <w:r>
-              <w:rPr>
-                <w:rFonts w:ascii="Cambria" w:eastAsia="Cambria" w:hAnsi="Cambria" w:cs="Cambria"/>
-                <w:bCs/>
-                <w:sz w:val="20"/>
-                <w:szCs w:val="20"/>
-              </w:rPr>
-              <w:t>2</w:t>
-            </w:r>
-          </w:p>
-          <w:p>
-            <w:pPr>
-              <w:jc w:val="center"/>
-              <w:rPr>
-                <w:rFonts w:ascii="Cambria" w:eastAsia="Cambria" w:hAnsi="Cambria" w:cs="Cambria"/>
-                <w:bCs/>
-                <w:sz w:val="28"/>
-                <w:szCs w:val="28"/>
-              </w:rPr>
-            </w:pPr>
-            <w:r>
-              <w:rPr>
-                <w:rFonts w:ascii="Cambria" w:eastAsia="Cambria" w:hAnsi="Cambria" w:cs="Cambria"/>
-                <w:bCs/>
-                <w:sz w:val="28"/>
-                <w:szCs w:val="28"/>
-              </w:rPr>
-              <w:t>{ws_2}</w:t>
-            </w:r>
-          </w:p>
-          <w:p>
-            <w:pPr>
-              <w:jc w:val="center"/>
-              <w:rPr>
-                <w:rFonts w:ascii="Cambria" w:eastAsia="Cambria" w:hAnsi="Cambria" w:cs="Cambria"/>
-                <w:bCs/>
-                <w:sz w:val="20"/>
-                <w:szCs w:val="20"/>
-              </w:rPr>
-            </w:pPr>
-          </w:p>
-        </w:tc>
-        <w:tc>
-          <w:tcPr>
-            <w:tcW w:w="864" w:type="dxa"/>
-          </w:tcPr>
-          <w:p>
-            <w:pPr>
-              <w:rPr>
-                <w:rFonts w:ascii="Cambria" w:eastAsia="Cambria" w:hAnsi="Cambria" w:cs="Cambria"/>
-                <w:bCs/>
-                <w:sz w:val="20"/>
-                <w:szCs w:val="20"/>
-              </w:rPr>
-            </w:pPr>
-            <w:r>
-              <w:rPr>
-                <w:rFonts w:ascii="Cambria" w:eastAsia="Cambria" w:hAnsi="Cambria" w:cs="Cambria"/>
-                <w:bCs/>
-                <w:sz w:val="20"/>
-                <w:szCs w:val="20"/>
-              </w:rPr>
-              <w:t>3</w:t>
-            </w:r>
-          </w:p>
-          <w:p>
-            <w:pPr>
-              <w:jc w:val="center"/>
-              <w:rPr>
-                <w:rFonts w:ascii="Cambria" w:eastAsia="Cambria" w:hAnsi="Cambria" w:cs="Cambria"/>
-                <w:bCs/>
-                <w:sz w:val="28"/>
-                <w:szCs w:val="28"/>
-              </w:rPr>
-            </w:pPr>
-            <w:r>
-              <w:rPr>
-                <w:rFonts w:ascii="Cambria" w:eastAsia="Cambria" w:hAnsi="Cambria" w:cs="Cambria"/>
-                <w:bCs/>
-                <w:sz w:val="28"/>
-                <w:szCs w:val="28"/>
-              </w:rPr>
-              <w:t>{ws_3}</w:t>
-            </w:r>
+            </w:pPr>
           </w:p>
           <w:p>
             <w:pPr>
@@ -3183,14 +3215,24 @@
                 <w:rFonts w:ascii="Cambria" w:eastAsia="Cambria" w:hAnsi="Cambria" w:cs="Cambria"/>
               </w:rPr>
             </w:pPr>
-            <w:proofErr w:type="spellStart"/>
-            <w:r>
-              <w:rPr>
-                <w:rFonts w:ascii="Cambria" w:eastAsia="Cambria" w:hAnsi="Cambria" w:cs="Cambria"/>
-              </w:rPr>
-              <w:t>Dean,CIT</w:t>
-            </w:r>
-            <w:proofErr w:type="spellEnd"/>
+            <w:r>
+              <w:rPr>
+                <w:rFonts w:ascii="Cambria" w:eastAsia="Cambria" w:hAnsi="Cambria" w:cs="Cambria"/>
+              </w:rPr>
+              <w:t>Dean,</w:t>
+            </w:r>
+            <w:r>
+              <w:rPr>
+                <w:rFonts w:ascii="Cambria" w:eastAsia="Cambria" w:hAnsi="Cambria" w:cs="Cambria"/>
+              </w:rPr>
+              <w:t xml:space="preserve"> </w:t>
+            </w:r>
+            <w:r>
+              <w:rPr>
+                <w:rFonts w:ascii="Cambria" w:eastAsia="Cambria" w:hAnsi="Cambria" w:cs="Cambria"/>
+              </w:rPr>
+              <w:t>CIT</w:t>
+            </w:r>
           </w:p>
         </w:tc>
       </w:tr>
